--- a/tillsyn/A 51807-2025 tillsynsbegäran.docx
+++ b/tillsyn/A 51807-2025 tillsynsbegäran.docx
@@ -229,7 +229,7 @@
     <w:r>
       <w:tab/>
       <w:tab/>
-      <w:t>2025-10-22</w:t>
+      <w:t>2025-10-23</w:t>
       <w:br/>
       <w:br/>
     </w:r>

--- a/tillsyn/A 51807-2025 tillsynsbegäran.docx
+++ b/tillsyn/A 51807-2025 tillsynsbegäran.docx
@@ -229,7 +229,7 @@
     <w:r>
       <w:tab/>
       <w:tab/>
-      <w:t>2025-10-23</w:t>
+      <w:t>2025-10-24</w:t>
       <w:br/>
       <w:br/>
     </w:r>

--- a/tillsyn/A 51807-2025 tillsynsbegäran.docx
+++ b/tillsyn/A 51807-2025 tillsynsbegäran.docx
@@ -229,7 +229,7 @@
     <w:r>
       <w:tab/>
       <w:tab/>
-      <w:t>2025-10-24</w:t>
+      <w:t>2025-10-25</w:t>
       <w:br/>
       <w:br/>
     </w:r>

--- a/tillsyn/A 51807-2025 tillsynsbegäran.docx
+++ b/tillsyn/A 51807-2025 tillsynsbegäran.docx
@@ -229,7 +229,7 @@
     <w:r>
       <w:tab/>
       <w:tab/>
-      <w:t>2025-10-25</w:t>
+      <w:t>2025-10-26</w:t>
       <w:br/>
       <w:br/>
     </w:r>

--- a/tillsyn/A 51807-2025 tillsynsbegäran.docx
+++ b/tillsyn/A 51807-2025 tillsynsbegäran.docx
@@ -229,7 +229,7 @@
     <w:r>
       <w:tab/>
       <w:tab/>
-      <w:t>2025-10-26</w:t>
+      <w:t>2025-10-27</w:t>
       <w:br/>
       <w:br/>
     </w:r>

--- a/tillsyn/A 51807-2025 tillsynsbegäran.docx
+++ b/tillsyn/A 51807-2025 tillsynsbegäran.docx
@@ -229,7 +229,7 @@
     <w:r>
       <w:tab/>
       <w:tab/>
-      <w:t>2025-10-27</w:t>
+      <w:t>2025-10-28</w:t>
       <w:br/>
       <w:br/>
     </w:r>

--- a/tillsyn/A 51807-2025 tillsynsbegäran.docx
+++ b/tillsyn/A 51807-2025 tillsynsbegäran.docx
@@ -229,7 +229,7 @@
     <w:r>
       <w:tab/>
       <w:tab/>
-      <w:t>2025-10-28</w:t>
+      <w:t>2025-10-29</w:t>
       <w:br/>
       <w:br/>
     </w:r>

--- a/tillsyn/A 51807-2025 tillsynsbegäran.docx
+++ b/tillsyn/A 51807-2025 tillsynsbegäran.docx
@@ -229,7 +229,7 @@
     <w:r>
       <w:tab/>
       <w:tab/>
-      <w:t>2025-10-29</w:t>
+      <w:t>2025-10-30</w:t>
       <w:br/>
       <w:br/>
     </w:r>

--- a/tillsyn/A 51807-2025 tillsynsbegäran.docx
+++ b/tillsyn/A 51807-2025 tillsynsbegäran.docx
@@ -229,7 +229,7 @@
     <w:r>
       <w:tab/>
       <w:tab/>
-      <w:t>2025-10-30</w:t>
+      <w:t>2025-10-31</w:t>
       <w:br/>
       <w:br/>
     </w:r>

--- a/tillsyn/A 51807-2025 tillsynsbegäran.docx
+++ b/tillsyn/A 51807-2025 tillsynsbegäran.docx
@@ -229,7 +229,7 @@
     <w:r>
       <w:tab/>
       <w:tab/>
-      <w:t>2025-10-31</w:t>
+      <w:t>2025-11-01</w:t>
       <w:br/>
       <w:br/>
     </w:r>

--- a/tillsyn/A 51807-2025 tillsynsbegäran.docx
+++ b/tillsyn/A 51807-2025 tillsynsbegäran.docx
@@ -229,7 +229,7 @@
     <w:r>
       <w:tab/>
       <w:tab/>
-      <w:t>2025-11-01</w:t>
+      <w:t>2025-11-02</w:t>
       <w:br/>
       <w:br/>
     </w:r>

--- a/tillsyn/A 51807-2025 tillsynsbegäran.docx
+++ b/tillsyn/A 51807-2025 tillsynsbegäran.docx
@@ -229,7 +229,7 @@
     <w:r>
       <w:tab/>
       <w:tab/>
-      <w:t>2025-11-02</w:t>
+      <w:t>2025-11-03</w:t>
       <w:br/>
       <w:br/>
     </w:r>

--- a/tillsyn/A 51807-2025 tillsynsbegäran.docx
+++ b/tillsyn/A 51807-2025 tillsynsbegäran.docx
@@ -229,7 +229,7 @@
     <w:r>
       <w:tab/>
       <w:tab/>
-      <w:t>2025-11-03</w:t>
+      <w:t>2025-11-04</w:t>
       <w:br/>
       <w:br/>
     </w:r>

--- a/tillsyn/A 51807-2025 tillsynsbegäran.docx
+++ b/tillsyn/A 51807-2025 tillsynsbegäran.docx
@@ -229,7 +229,7 @@
     <w:r>
       <w:tab/>
       <w:tab/>
-      <w:t>2025-11-04</w:t>
+      <w:t>2025-11-05</w:t>
       <w:br/>
       <w:br/>
     </w:r>

--- a/tillsyn/A 51807-2025 tillsynsbegäran.docx
+++ b/tillsyn/A 51807-2025 tillsynsbegäran.docx
@@ -229,7 +229,7 @@
     <w:r>
       <w:tab/>
       <w:tab/>
-      <w:t>2025-11-05</w:t>
+      <w:t>2025-11-06</w:t>
       <w:br/>
       <w:br/>
     </w:r>

--- a/tillsyn/A 51807-2025 tillsynsbegäran.docx
+++ b/tillsyn/A 51807-2025 tillsynsbegäran.docx
@@ -229,7 +229,7 @@
     <w:r>
       <w:tab/>
       <w:tab/>
-      <w:t>2025-11-06</w:t>
+      <w:t>2025-11-07</w:t>
       <w:br/>
       <w:br/>
     </w:r>

--- a/tillsyn/A 51807-2025 tillsynsbegäran.docx
+++ b/tillsyn/A 51807-2025 tillsynsbegäran.docx
@@ -229,7 +229,7 @@
     <w:r>
       <w:tab/>
       <w:tab/>
-      <w:t>2025-11-07</w:t>
+      <w:t>2025-11-08</w:t>
       <w:br/>
       <w:br/>
     </w:r>

--- a/tillsyn/A 51807-2025 tillsynsbegäran.docx
+++ b/tillsyn/A 51807-2025 tillsynsbegäran.docx
@@ -229,7 +229,7 @@
     <w:r>
       <w:tab/>
       <w:tab/>
-      <w:t>2025-11-08</w:t>
+      <w:t>2025-11-09</w:t>
       <w:br/>
       <w:br/>
     </w:r>

--- a/tillsyn/A 51807-2025 tillsynsbegäran.docx
+++ b/tillsyn/A 51807-2025 tillsynsbegäran.docx
@@ -229,7 +229,7 @@
     <w:r>
       <w:tab/>
       <w:tab/>
-      <w:t>2025-11-09</w:t>
+      <w:t>2025-11-10</w:t>
       <w:br/>
       <w:br/>
     </w:r>

--- a/tillsyn/A 51807-2025 tillsynsbegäran.docx
+++ b/tillsyn/A 51807-2025 tillsynsbegäran.docx
@@ -229,7 +229,7 @@
     <w:r>
       <w:tab/>
       <w:tab/>
-      <w:t>2025-11-10</w:t>
+      <w:t>2025-11-11</w:t>
       <w:br/>
       <w:br/>
     </w:r>

--- a/tillsyn/A 51807-2025 tillsynsbegäran.docx
+++ b/tillsyn/A 51807-2025 tillsynsbegäran.docx
@@ -229,7 +229,7 @@
     <w:r>
       <w:tab/>
       <w:tab/>
-      <w:t>2025-11-11</w:t>
+      <w:t>2025-11-12</w:t>
       <w:br/>
       <w:br/>
     </w:r>

--- a/tillsyn/A 51807-2025 tillsynsbegäran.docx
+++ b/tillsyn/A 51807-2025 tillsynsbegäran.docx
@@ -229,7 +229,7 @@
     <w:r>
       <w:tab/>
       <w:tab/>
-      <w:t>2025-11-12</w:t>
+      <w:t>2025-11-13</w:t>
       <w:br/>
       <w:br/>
     </w:r>

--- a/tillsyn/A 51807-2025 tillsynsbegäran.docx
+++ b/tillsyn/A 51807-2025 tillsynsbegäran.docx
@@ -229,7 +229,7 @@
     <w:r>
       <w:tab/>
       <w:tab/>
-      <w:t>2025-11-13</w:t>
+      <w:t>2025-11-14</w:t>
       <w:br/>
       <w:br/>
     </w:r>

--- a/tillsyn/A 51807-2025 tillsynsbegäran.docx
+++ b/tillsyn/A 51807-2025 tillsynsbegäran.docx
@@ -229,7 +229,7 @@
     <w:r>
       <w:tab/>
       <w:tab/>
-      <w:t>2025-11-14</w:t>
+      <w:t>2025-11-15</w:t>
       <w:br/>
       <w:br/>
     </w:r>

--- a/tillsyn/A 51807-2025 tillsynsbegäran.docx
+++ b/tillsyn/A 51807-2025 tillsynsbegäran.docx
@@ -229,7 +229,7 @@
     <w:r>
       <w:tab/>
       <w:tab/>
-      <w:t>2025-11-15</w:t>
+      <w:t>2025-11-20</w:t>
       <w:br/>
       <w:br/>
     </w:r>

--- a/tillsyn/A 51807-2025 tillsynsbegäran.docx
+++ b/tillsyn/A 51807-2025 tillsynsbegäran.docx
@@ -229,7 +229,7 @@
     <w:r>
       <w:tab/>
       <w:tab/>
-      <w:t>2025-11-20</w:t>
+      <w:t>2025-11-21</w:t>
       <w:br/>
       <w:br/>
     </w:r>

--- a/tillsyn/A 51807-2025 tillsynsbegäran.docx
+++ b/tillsyn/A 51807-2025 tillsynsbegäran.docx
@@ -229,7 +229,7 @@
     <w:r>
       <w:tab/>
       <w:tab/>
-      <w:t>2025-11-21</w:t>
+      <w:t>2025-11-22</w:t>
       <w:br/>
       <w:br/>
     </w:r>

--- a/tillsyn/A 51807-2025 tillsynsbegäran.docx
+++ b/tillsyn/A 51807-2025 tillsynsbegäran.docx
@@ -229,7 +229,7 @@
     <w:r>
       <w:tab/>
       <w:tab/>
-      <w:t>2025-11-22</w:t>
+      <w:t>2025-11-23</w:t>
       <w:br/>
       <w:br/>
     </w:r>

--- a/tillsyn/A 51807-2025 tillsynsbegäran.docx
+++ b/tillsyn/A 51807-2025 tillsynsbegäran.docx
@@ -229,7 +229,7 @@
     <w:r>
       <w:tab/>
       <w:tab/>
-      <w:t>2025-11-23</w:t>
+      <w:t>2025-11-24</w:t>
       <w:br/>
       <w:br/>
     </w:r>

--- a/tillsyn/A 51807-2025 tillsynsbegäran.docx
+++ b/tillsyn/A 51807-2025 tillsynsbegäran.docx
@@ -229,7 +229,7 @@
     <w:r>
       <w:tab/>
       <w:tab/>
-      <w:t>2025-11-24</w:t>
+      <w:t>2025-11-25</w:t>
       <w:br/>
       <w:br/>
     </w:r>

--- a/tillsyn/A 51807-2025 tillsynsbegäran.docx
+++ b/tillsyn/A 51807-2025 tillsynsbegäran.docx
@@ -229,7 +229,7 @@
     <w:r>
       <w:tab/>
       <w:tab/>
-      <w:t>2025-11-25</w:t>
+      <w:t>2025-11-26</w:t>
       <w:br/>
       <w:br/>
     </w:r>

--- a/tillsyn/A 51807-2025 tillsynsbegäran.docx
+++ b/tillsyn/A 51807-2025 tillsynsbegäran.docx
@@ -229,7 +229,7 @@
     <w:r>
       <w:tab/>
       <w:tab/>
-      <w:t>2025-11-26</w:t>
+      <w:t>2025-11-27</w:t>
       <w:br/>
       <w:br/>
     </w:r>

--- a/tillsyn/A 51807-2025 tillsynsbegäran.docx
+++ b/tillsyn/A 51807-2025 tillsynsbegäran.docx
@@ -229,7 +229,7 @@
     <w:r>
       <w:tab/>
       <w:tab/>
-      <w:t>2025-11-27</w:t>
+      <w:t>2025-11-28</w:t>
       <w:br/>
       <w:br/>
     </w:r>

--- a/tillsyn/A 51807-2025 tillsynsbegäran.docx
+++ b/tillsyn/A 51807-2025 tillsynsbegäran.docx
@@ -229,7 +229,7 @@
     <w:r>
       <w:tab/>
       <w:tab/>
-      <w:t>2025-11-28</w:t>
+      <w:t>2025-11-29</w:t>
       <w:br/>
       <w:br/>
     </w:r>

--- a/tillsyn/A 51807-2025 tillsynsbegäran.docx
+++ b/tillsyn/A 51807-2025 tillsynsbegäran.docx
@@ -229,7 +229,7 @@
     <w:r>
       <w:tab/>
       <w:tab/>
-      <w:t>2025-11-29</w:t>
+      <w:t>2025-11-30</w:t>
       <w:br/>
       <w:br/>
     </w:r>

--- a/tillsyn/A 51807-2025 tillsynsbegäran.docx
+++ b/tillsyn/A 51807-2025 tillsynsbegäran.docx
@@ -229,7 +229,7 @@
     <w:r>
       <w:tab/>
       <w:tab/>
-      <w:t>2025-11-30</w:t>
+      <w:t>2025-12-01</w:t>
       <w:br/>
       <w:br/>
     </w:r>

--- a/tillsyn/A 51807-2025 tillsynsbegäran.docx
+++ b/tillsyn/A 51807-2025 tillsynsbegäran.docx
@@ -229,7 +229,7 @@
     <w:r>
       <w:tab/>
       <w:tab/>
-      <w:t>2025-12-01</w:t>
+      <w:t>2025-12-02</w:t>
       <w:br/>
       <w:br/>
     </w:r>

--- a/tillsyn/A 51807-2025 tillsynsbegäran.docx
+++ b/tillsyn/A 51807-2025 tillsynsbegäran.docx
@@ -229,7 +229,7 @@
     <w:r>
       <w:tab/>
       <w:tab/>
-      <w:t>2025-12-02</w:t>
+      <w:t>2025-12-03</w:t>
       <w:br/>
       <w:br/>
     </w:r>

--- a/tillsyn/A 51807-2025 tillsynsbegäran.docx
+++ b/tillsyn/A 51807-2025 tillsynsbegäran.docx
@@ -229,7 +229,7 @@
     <w:r>
       <w:tab/>
       <w:tab/>
-      <w:t>2025-12-03</w:t>
+      <w:t>2025-12-04</w:t>
       <w:br/>
       <w:br/>
     </w:r>

--- a/tillsyn/A 51807-2025 tillsynsbegäran.docx
+++ b/tillsyn/A 51807-2025 tillsynsbegäran.docx
@@ -229,7 +229,7 @@
     <w:r>
       <w:tab/>
       <w:tab/>
-      <w:t>2025-12-04</w:t>
+      <w:t>2025-12-05</w:t>
       <w:br/>
       <w:br/>
     </w:r>

--- a/tillsyn/A 51807-2025 tillsynsbegäran.docx
+++ b/tillsyn/A 51807-2025 tillsynsbegäran.docx
@@ -229,7 +229,7 @@
     <w:r>
       <w:tab/>
       <w:tab/>
-      <w:t>2025-12-05</w:t>
+      <w:t>2025-12-06</w:t>
       <w:br/>
       <w:br/>
     </w:r>

--- a/tillsyn/A 51807-2025 tillsynsbegäran.docx
+++ b/tillsyn/A 51807-2025 tillsynsbegäran.docx
@@ -229,7 +229,7 @@
     <w:r>
       <w:tab/>
       <w:tab/>
-      <w:t>2025-12-06</w:t>
+      <w:t>2025-12-07</w:t>
       <w:br/>
       <w:br/>
     </w:r>

--- a/tillsyn/A 51807-2025 tillsynsbegäran.docx
+++ b/tillsyn/A 51807-2025 tillsynsbegäran.docx
@@ -229,7 +229,7 @@
     <w:r>
       <w:tab/>
       <w:tab/>
-      <w:t>2025-12-07</w:t>
+      <w:t>2025-12-08</w:t>
       <w:br/>
       <w:br/>
     </w:r>

--- a/tillsyn/A 51807-2025 tillsynsbegäran.docx
+++ b/tillsyn/A 51807-2025 tillsynsbegäran.docx
@@ -229,7 +229,7 @@
     <w:r>
       <w:tab/>
       <w:tab/>
-      <w:t>2025-12-08</w:t>
+      <w:t>2025-12-09</w:t>
       <w:br/>
       <w:br/>
     </w:r>

--- a/tillsyn/A 51807-2025 tillsynsbegäran.docx
+++ b/tillsyn/A 51807-2025 tillsynsbegäran.docx
@@ -229,7 +229,7 @@
     <w:r>
       <w:tab/>
       <w:tab/>
-      <w:t>2025-12-09</w:t>
+      <w:t>2025-12-10</w:t>
       <w:br/>
       <w:br/>
     </w:r>

--- a/tillsyn/A 51807-2025 tillsynsbegäran.docx
+++ b/tillsyn/A 51807-2025 tillsynsbegäran.docx
@@ -229,7 +229,7 @@
     <w:r>
       <w:tab/>
       <w:tab/>
-      <w:t>2025-12-10</w:t>
+      <w:t>2025-12-11</w:t>
       <w:br/>
       <w:br/>
     </w:r>

--- a/tillsyn/A 51807-2025 tillsynsbegäran.docx
+++ b/tillsyn/A 51807-2025 tillsynsbegäran.docx
@@ -229,7 +229,7 @@
     <w:r>
       <w:tab/>
       <w:tab/>
-      <w:t>2025-12-11</w:t>
+      <w:t>2025-12-12</w:t>
       <w:br/>
       <w:br/>
     </w:r>

--- a/tillsyn/A 51807-2025 tillsynsbegäran.docx
+++ b/tillsyn/A 51807-2025 tillsynsbegäran.docx
@@ -229,7 +229,7 @@
     <w:r>
       <w:tab/>
       <w:tab/>
-      <w:t>2025-12-12</w:t>
+      <w:t>2025-12-13</w:t>
       <w:br/>
       <w:br/>
     </w:r>

--- a/tillsyn/A 51807-2025 tillsynsbegäran.docx
+++ b/tillsyn/A 51807-2025 tillsynsbegäran.docx
@@ -229,7 +229,7 @@
     <w:r>
       <w:tab/>
       <w:tab/>
-      <w:t>2025-12-19</w:t>
+      <w:t>2025-12-20</w:t>
       <w:br/>
       <w:br/>
     </w:r>

--- a/tillsyn/A 51807-2025 tillsynsbegäran.docx
+++ b/tillsyn/A 51807-2025 tillsynsbegäran.docx
@@ -229,7 +229,7 @@
     <w:r>
       <w:tab/>
       <w:tab/>
-      <w:t>2025-12-20</w:t>
+      <w:t>2025-12-21</w:t>
       <w:br/>
       <w:br/>
     </w:r>

--- a/tillsyn/A 51807-2025 tillsynsbegäran.docx
+++ b/tillsyn/A 51807-2025 tillsynsbegäran.docx
@@ -229,7 +229,7 @@
     <w:r>
       <w:tab/>
       <w:tab/>
-      <w:t>2025-12-21</w:t>
+      <w:t>2025-12-22</w:t>
       <w:br/>
       <w:br/>
     </w:r>

--- a/tillsyn/A 51807-2025 tillsynsbegäran.docx
+++ b/tillsyn/A 51807-2025 tillsynsbegäran.docx
@@ -229,7 +229,7 @@
     <w:r>
       <w:tab/>
       <w:tab/>
-      <w:t>2025-12-22</w:t>
+      <w:t>2025-12-26</w:t>
       <w:br/>
       <w:br/>
     </w:r>

--- a/tillsyn/A 51807-2025 tillsynsbegäran.docx
+++ b/tillsyn/A 51807-2025 tillsynsbegäran.docx
@@ -229,7 +229,7 @@
     <w:r>
       <w:tab/>
       <w:tab/>
-      <w:t>2026-01-07</w:t>
+      <w:t>2026-01-08</w:t>
       <w:br/>
       <w:br/>
     </w:r>

--- a/tillsyn/A 51807-2025 tillsynsbegäran.docx
+++ b/tillsyn/A 51807-2025 tillsynsbegäran.docx
@@ -229,7 +229,7 @@
     <w:r>
       <w:tab/>
       <w:tab/>
-      <w:t>2026-01-08</w:t>
+      <w:t>2026-01-09</w:t>
       <w:br/>
       <w:br/>
     </w:r>

--- a/tillsyn/A 51807-2025 tillsynsbegäran.docx
+++ b/tillsyn/A 51807-2025 tillsynsbegäran.docx
@@ -229,7 +229,7 @@
     <w:r>
       <w:tab/>
       <w:tab/>
-      <w:t>2026-01-09</w:t>
+      <w:t>2026-01-10</w:t>
       <w:br/>
       <w:br/>
     </w:r>

--- a/tillsyn/A 51807-2025 tillsynsbegäran.docx
+++ b/tillsyn/A 51807-2025 tillsynsbegäran.docx
@@ -229,7 +229,7 @@
     <w:r>
       <w:tab/>
       <w:tab/>
-      <w:t>2026-01-10</w:t>
+      <w:t>2026-01-11</w:t>
       <w:br/>
       <w:br/>
     </w:r>

--- a/tillsyn/A 51807-2025 tillsynsbegäran.docx
+++ b/tillsyn/A 51807-2025 tillsynsbegäran.docx
@@ -229,7 +229,7 @@
     <w:r>
       <w:tab/>
       <w:tab/>
-      <w:t>2026-01-11</w:t>
+      <w:t>2026-01-12</w:t>
       <w:br/>
       <w:br/>
     </w:r>

--- a/tillsyn/A 51807-2025 tillsynsbegäran.docx
+++ b/tillsyn/A 51807-2025 tillsynsbegäran.docx
@@ -229,7 +229,7 @@
     <w:r>
       <w:tab/>
       <w:tab/>
-      <w:t>2026-01-12</w:t>
+      <w:t>2026-01-13</w:t>
       <w:br/>
       <w:br/>
     </w:r>

--- a/tillsyn/A 51807-2025 tillsynsbegäran.docx
+++ b/tillsyn/A 51807-2025 tillsynsbegäran.docx
@@ -229,7 +229,7 @@
     <w:r>
       <w:tab/>
       <w:tab/>
-      <w:t>2026-01-13</w:t>
+      <w:t>2026-01-14</w:t>
       <w:br/>
       <w:br/>
     </w:r>

--- a/tillsyn/A 51807-2025 tillsynsbegäran.docx
+++ b/tillsyn/A 51807-2025 tillsynsbegäran.docx
@@ -229,7 +229,7 @@
     <w:r>
       <w:tab/>
       <w:tab/>
-      <w:t>2026-01-14</w:t>
+      <w:t>2026-01-15</w:t>
       <w:br/>
       <w:br/>
     </w:r>

--- a/tillsyn/A 51807-2025 tillsynsbegäran.docx
+++ b/tillsyn/A 51807-2025 tillsynsbegäran.docx
@@ -229,7 +229,7 @@
     <w:r>
       <w:tab/>
       <w:tab/>
-      <w:t>2026-01-15</w:t>
+      <w:t>2026-01-16</w:t>
       <w:br/>
       <w:br/>
     </w:r>

--- a/tillsyn/A 51807-2025 tillsynsbegäran.docx
+++ b/tillsyn/A 51807-2025 tillsynsbegäran.docx
@@ -229,7 +229,7 @@
     <w:r>
       <w:tab/>
       <w:tab/>
-      <w:t>2026-01-16</w:t>
+      <w:t>2026-01-17</w:t>
       <w:br/>
       <w:br/>
     </w:r>

--- a/tillsyn/A 51807-2025 tillsynsbegäran.docx
+++ b/tillsyn/A 51807-2025 tillsynsbegäran.docx
@@ -229,7 +229,7 @@
     <w:r>
       <w:tab/>
       <w:tab/>
-      <w:t>2026-01-17</w:t>
+      <w:t>2026-01-18</w:t>
       <w:br/>
       <w:br/>
     </w:r>

--- a/tillsyn/A 51807-2025 tillsynsbegäran.docx
+++ b/tillsyn/A 51807-2025 tillsynsbegäran.docx
@@ -229,7 +229,7 @@
     <w:r>
       <w:tab/>
       <w:tab/>
-      <w:t>2026-01-18</w:t>
+      <w:t>2026-01-19</w:t>
       <w:br/>
       <w:br/>
     </w:r>

--- a/tillsyn/A 51807-2025 tillsynsbegäran.docx
+++ b/tillsyn/A 51807-2025 tillsynsbegäran.docx
@@ -229,7 +229,7 @@
     <w:r>
       <w:tab/>
       <w:tab/>
-      <w:t>2026-01-19</w:t>
+      <w:t>2026-01-20</w:t>
       <w:br/>
       <w:br/>
     </w:r>

--- a/tillsyn/A 51807-2025 tillsynsbegäran.docx
+++ b/tillsyn/A 51807-2025 tillsynsbegäran.docx
@@ -229,7 +229,7 @@
     <w:r>
       <w:tab/>
       <w:tab/>
-      <w:t>2026-01-20</w:t>
+      <w:t>2026-01-21</w:t>
       <w:br/>
       <w:br/>
     </w:r>

--- a/tillsyn/A 51807-2025 tillsynsbegäran.docx
+++ b/tillsyn/A 51807-2025 tillsynsbegäran.docx
@@ -229,7 +229,7 @@
     <w:r>
       <w:tab/>
       <w:tab/>
-      <w:t>2026-01-21</w:t>
+      <w:t>2026-01-23</w:t>
       <w:br/>
       <w:br/>
     </w:r>

--- a/tillsyn/A 51807-2025 tillsynsbegäran.docx
+++ b/tillsyn/A 51807-2025 tillsynsbegäran.docx
@@ -229,7 +229,7 @@
     <w:r>
       <w:tab/>
       <w:tab/>
-      <w:t>2026-01-23</w:t>
+      <w:t>2026-01-24</w:t>
       <w:br/>
       <w:br/>
     </w:r>

--- a/tillsyn/A 51807-2025 tillsynsbegäran.docx
+++ b/tillsyn/A 51807-2025 tillsynsbegäran.docx
@@ -229,7 +229,7 @@
     <w:r>
       <w:tab/>
       <w:tab/>
-      <w:t>2026-01-24</w:t>
+      <w:t>2026-01-25</w:t>
       <w:br/>
       <w:br/>
     </w:r>

--- a/tillsyn/A 51807-2025 tillsynsbegäran.docx
+++ b/tillsyn/A 51807-2025 tillsynsbegäran.docx
@@ -229,7 +229,7 @@
     <w:r>
       <w:tab/>
       <w:tab/>
-      <w:t>2026-01-25</w:t>
+      <w:t>2026-01-26</w:t>
       <w:br/>
       <w:br/>
     </w:r>

--- a/tillsyn/A 51807-2025 tillsynsbegäran.docx
+++ b/tillsyn/A 51807-2025 tillsynsbegäran.docx
@@ -229,7 +229,7 @@
     <w:r>
       <w:tab/>
       <w:tab/>
-      <w:t>2026-01-26</w:t>
+      <w:t>2026-01-27</w:t>
       <w:br/>
       <w:br/>
     </w:r>

--- a/tillsyn/A 51807-2025 tillsynsbegäran.docx
+++ b/tillsyn/A 51807-2025 tillsynsbegäran.docx
@@ -229,7 +229,7 @@
     <w:r>
       <w:tab/>
       <w:tab/>
-      <w:t>2026-01-27</w:t>
+      <w:t>2026-01-28</w:t>
       <w:br/>
       <w:br/>
     </w:r>

--- a/tillsyn/A 51807-2025 tillsynsbegäran.docx
+++ b/tillsyn/A 51807-2025 tillsynsbegäran.docx
@@ -229,7 +229,7 @@
     <w:r>
       <w:tab/>
       <w:tab/>
-      <w:t>2026-01-28</w:t>
+      <w:t>2026-01-29</w:t>
       <w:br/>
       <w:br/>
     </w:r>

--- a/tillsyn/A 51807-2025 tillsynsbegäran.docx
+++ b/tillsyn/A 51807-2025 tillsynsbegäran.docx
@@ -229,7 +229,7 @@
     <w:r>
       <w:tab/>
       <w:tab/>
-      <w:t>2026-01-29</w:t>
+      <w:t>2026-01-30</w:t>
       <w:br/>
       <w:br/>
     </w:r>

--- a/tillsyn/A 51807-2025 tillsynsbegäran.docx
+++ b/tillsyn/A 51807-2025 tillsynsbegäran.docx
@@ -229,7 +229,7 @@
     <w:r>
       <w:tab/>
       <w:tab/>
-      <w:t>2026-01-30</w:t>
+      <w:t>2026-01-31</w:t>
       <w:br/>
       <w:br/>
     </w:r>

--- a/tillsyn/A 51807-2025 tillsynsbegäran.docx
+++ b/tillsyn/A 51807-2025 tillsynsbegäran.docx
@@ -229,7 +229,7 @@
     <w:r>
       <w:tab/>
       <w:tab/>
-      <w:t>2026-03-01</w:t>
+      <w:t>2026-03-02</w:t>
       <w:br/>
       <w:br/>
     </w:r>

--- a/tillsyn/A 51807-2025 tillsynsbegäran.docx
+++ b/tillsyn/A 51807-2025 tillsynsbegäran.docx
@@ -229,7 +229,7 @@
     <w:r>
       <w:tab/>
       <w:tab/>
-      <w:t>2026-03-02</w:t>
+      <w:t>2026-03-03</w:t>
       <w:br/>
       <w:br/>
     </w:r>

--- a/tillsyn/A 51807-2025 tillsynsbegäran.docx
+++ b/tillsyn/A 51807-2025 tillsynsbegäran.docx
@@ -229,7 +229,7 @@
     <w:r>
       <w:tab/>
       <w:tab/>
-      <w:t>2026-03-03</w:t>
+      <w:t>2026-03-04</w:t>
       <w:br/>
       <w:br/>
     </w:r>

--- a/tillsyn/A 51807-2025 tillsynsbegäran.docx
+++ b/tillsyn/A 51807-2025 tillsynsbegäran.docx
@@ -229,7 +229,7 @@
     <w:r>
       <w:tab/>
       <w:tab/>
-      <w:t>2026-03-04</w:t>
+      <w:t>2026-03-05</w:t>
       <w:br/>
       <w:br/>
     </w:r>

--- a/tillsyn/A 51807-2025 tillsynsbegäran.docx
+++ b/tillsyn/A 51807-2025 tillsynsbegäran.docx
@@ -229,7 +229,7 @@
     <w:r>
       <w:tab/>
       <w:tab/>
-      <w:t>2026-03-05</w:t>
+      <w:t>2026-03-06</w:t>
       <w:br/>
       <w:br/>
     </w:r>

--- a/tillsyn/A 51807-2025 tillsynsbegäran.docx
+++ b/tillsyn/A 51807-2025 tillsynsbegäran.docx
@@ -229,7 +229,7 @@
     <w:r>
       <w:tab/>
       <w:tab/>
-      <w:t>2026-03-06</w:t>
+      <w:t>2026-03-07</w:t>
       <w:br/>
       <w:br/>
     </w:r>

--- a/tillsyn/A 51807-2025 tillsynsbegäran.docx
+++ b/tillsyn/A 51807-2025 tillsynsbegäran.docx
@@ -229,7 +229,7 @@
     <w:r>
       <w:tab/>
       <w:tab/>
-      <w:t>2026-03-07</w:t>
+      <w:t>2026-03-08</w:t>
       <w:br/>
       <w:br/>
     </w:r>

--- a/tillsyn/A 51807-2025 tillsynsbegäran.docx
+++ b/tillsyn/A 51807-2025 tillsynsbegäran.docx
@@ -229,7 +229,7 @@
     <w:r>
       <w:tab/>
       <w:tab/>
-      <w:t>2026-03-08</w:t>
+      <w:t>2026-03-09</w:t>
       <w:br/>
       <w:br/>
     </w:r>

--- a/tillsyn/A 51807-2025 tillsynsbegäran.docx
+++ b/tillsyn/A 51807-2025 tillsynsbegäran.docx
@@ -229,7 +229,7 @@
     <w:r>
       <w:tab/>
       <w:tab/>
-      <w:t>2026-03-09</w:t>
+      <w:t>2026-03-10</w:t>
       <w:br/>
       <w:br/>
     </w:r>

--- a/tillsyn/A 51807-2025 tillsynsbegäran.docx
+++ b/tillsyn/A 51807-2025 tillsynsbegäran.docx
@@ -229,7 +229,7 @@
     <w:r>
       <w:tab/>
       <w:tab/>
-      <w:t>2026-03-10</w:t>
+      <w:t>2026-03-11</w:t>
       <w:br/>
       <w:br/>
     </w:r>

--- a/tillsyn/A 51807-2025 tillsynsbegäran.docx
+++ b/tillsyn/A 51807-2025 tillsynsbegäran.docx
@@ -229,7 +229,7 @@
     <w:r>
       <w:tab/>
       <w:tab/>
-      <w:t>2026-03-11</w:t>
+      <w:t>2026-03-12</w:t>
       <w:br/>
       <w:br/>
     </w:r>

--- a/tillsyn/A 51807-2025 tillsynsbegäran.docx
+++ b/tillsyn/A 51807-2025 tillsynsbegäran.docx
@@ -229,7 +229,7 @@
     <w:r>
       <w:tab/>
       <w:tab/>
-      <w:t>2026-03-12</w:t>
+      <w:t>2026-03-13</w:t>
       <w:br/>
       <w:br/>
     </w:r>

--- a/tillsyn/A 51807-2025 tillsynsbegäran.docx
+++ b/tillsyn/A 51807-2025 tillsynsbegäran.docx
@@ -229,7 +229,7 @@
     <w:r>
       <w:tab/>
       <w:tab/>
-      <w:t>2026-03-13</w:t>
+      <w:t>2026-03-16</w:t>
       <w:br/>
       <w:br/>
     </w:r>

--- a/tillsyn/A 51807-2025 tillsynsbegäran.docx
+++ b/tillsyn/A 51807-2025 tillsynsbegäran.docx
@@ -229,7 +229,7 @@
     <w:r>
       <w:tab/>
       <w:tab/>
-      <w:t>2026-03-16</w:t>
+      <w:t>2026-03-17</w:t>
       <w:br/>
       <w:br/>
     </w:r>

--- a/tillsyn/A 51807-2025 tillsynsbegäran.docx
+++ b/tillsyn/A 51807-2025 tillsynsbegäran.docx
@@ -229,7 +229,7 @@
     <w:r>
       <w:tab/>
       <w:tab/>
-      <w:t>2026-03-17</w:t>
+      <w:t>2026-03-18</w:t>
       <w:br/>
       <w:br/>
     </w:r>

--- a/tillsyn/A 51807-2025 tillsynsbegäran.docx
+++ b/tillsyn/A 51807-2025 tillsynsbegäran.docx
@@ -229,7 +229,7 @@
     <w:r>
       <w:tab/>
       <w:tab/>
-      <w:t>2026-03-18</w:t>
+      <w:t>2026-03-19</w:t>
       <w:br/>
       <w:br/>
     </w:r>

--- a/tillsyn/A 51807-2025 tillsynsbegäran.docx
+++ b/tillsyn/A 51807-2025 tillsynsbegäran.docx
@@ -229,7 +229,7 @@
     <w:r>
       <w:tab/>
       <w:tab/>
-      <w:t>2026-03-19</w:t>
+      <w:t>2026-03-20</w:t>
       <w:br/>
       <w:br/>
     </w:r>

--- a/tillsyn/A 51807-2025 tillsynsbegäran.docx
+++ b/tillsyn/A 51807-2025 tillsynsbegäran.docx
@@ -229,7 +229,7 @@
     <w:r>
       <w:tab/>
       <w:tab/>
-      <w:t>2026-03-20</w:t>
+      <w:t>2026-03-21</w:t>
       <w:br/>
       <w:br/>
     </w:r>

--- a/tillsyn/A 51807-2025 tillsynsbegäran.docx
+++ b/tillsyn/A 51807-2025 tillsynsbegäran.docx
@@ -229,7 +229,7 @@
     <w:r>
       <w:tab/>
       <w:tab/>
-      <w:t>2026-03-21</w:t>
+      <w:t>2026-03-22</w:t>
       <w:br/>
       <w:br/>
     </w:r>

--- a/tillsyn/A 51807-2025 tillsynsbegäran.docx
+++ b/tillsyn/A 51807-2025 tillsynsbegäran.docx
@@ -229,7 +229,7 @@
     <w:r>
       <w:tab/>
       <w:tab/>
-      <w:t>2026-03-22</w:t>
+      <w:t>2026-03-23</w:t>
       <w:br/>
       <w:br/>
     </w:r>

--- a/tillsyn/A 51807-2025 tillsynsbegäran.docx
+++ b/tillsyn/A 51807-2025 tillsynsbegäran.docx
@@ -229,7 +229,7 @@
     <w:r>
       <w:tab/>
       <w:tab/>
-      <w:t>2026-03-23</w:t>
+      <w:t>2026-03-24</w:t>
       <w:br/>
       <w:br/>
     </w:r>

--- a/tillsyn/A 51807-2025 tillsynsbegäran.docx
+++ b/tillsyn/A 51807-2025 tillsynsbegäran.docx
@@ -229,7 +229,7 @@
     <w:r>
       <w:tab/>
       <w:tab/>
-      <w:t>2026-03-24</w:t>
+      <w:t>2026-03-25</w:t>
       <w:br/>
       <w:br/>
     </w:r>

--- a/tillsyn/A 51807-2025 tillsynsbegäran.docx
+++ b/tillsyn/A 51807-2025 tillsynsbegäran.docx
@@ -229,7 +229,7 @@
     <w:r>
       <w:tab/>
       <w:tab/>
-      <w:t>2026-03-25</w:t>
+      <w:t>2026-03-26</w:t>
       <w:br/>
       <w:br/>
     </w:r>

--- a/tillsyn/A 51807-2025 tillsynsbegäran.docx
+++ b/tillsyn/A 51807-2025 tillsynsbegäran.docx
@@ -229,7 +229,7 @@
     <w:r>
       <w:tab/>
       <w:tab/>
-      <w:t>2026-03-26</w:t>
+      <w:t>2026-03-27</w:t>
       <w:br/>
       <w:br/>
     </w:r>

--- a/tillsyn/A 51807-2025 tillsynsbegäran.docx
+++ b/tillsyn/A 51807-2025 tillsynsbegäran.docx
@@ -229,7 +229,7 @@
     <w:r>
       <w:tab/>
       <w:tab/>
-      <w:t>2026-03-27</w:t>
+      <w:t>2026-03-28</w:t>
       <w:br/>
       <w:br/>
     </w:r>

--- a/tillsyn/A 51807-2025 tillsynsbegäran.docx
+++ b/tillsyn/A 51807-2025 tillsynsbegäran.docx
@@ -229,7 +229,7 @@
     <w:r>
       <w:tab/>
       <w:tab/>
-      <w:t>2026-03-28</w:t>
+      <w:t>2026-03-29</w:t>
       <w:br/>
       <w:br/>
     </w:r>

--- a/tillsyn/A 51807-2025 tillsynsbegäran.docx
+++ b/tillsyn/A 51807-2025 tillsynsbegäran.docx
@@ -229,7 +229,7 @@
     <w:r>
       <w:tab/>
       <w:tab/>
-      <w:t>2026-03-29</w:t>
+      <w:t>2026-03-30</w:t>
       <w:br/>
       <w:br/>
     </w:r>

--- a/tillsyn/A 51807-2025 tillsynsbegäran.docx
+++ b/tillsyn/A 51807-2025 tillsynsbegäran.docx
@@ -229,7 +229,7 @@
     <w:r>
       <w:tab/>
       <w:tab/>
-      <w:t>2026-03-30</w:t>
+      <w:t>2026-03-31</w:t>
       <w:br/>
       <w:br/>
     </w:r>

--- a/tillsyn/A 51807-2025 tillsynsbegäran.docx
+++ b/tillsyn/A 51807-2025 tillsynsbegäran.docx
@@ -229,7 +229,7 @@
     <w:r>
       <w:tab/>
       <w:tab/>
-      <w:t>2026-03-31</w:t>
+      <w:t>2026-04-01</w:t>
       <w:br/>
       <w:br/>
     </w:r>

--- a/tillsyn/A 51807-2025 tillsynsbegäran.docx
+++ b/tillsyn/A 51807-2025 tillsynsbegäran.docx
@@ -229,7 +229,7 @@
     <w:r>
       <w:tab/>
       <w:tab/>
-      <w:t>2026-04-01</w:t>
+      <w:t>2026-04-02</w:t>
       <w:br/>
       <w:br/>
     </w:r>

--- a/tillsyn/A 51807-2025 tillsynsbegäran.docx
+++ b/tillsyn/A 51807-2025 tillsynsbegäran.docx
@@ -229,7 +229,7 @@
     <w:r>
       <w:tab/>
       <w:tab/>
-      <w:t>2026-04-02</w:t>
+      <w:t>2026-04-03</w:t>
       <w:br/>
       <w:br/>
     </w:r>

--- a/tillsyn/A 51807-2025 tillsynsbegäran.docx
+++ b/tillsyn/A 51807-2025 tillsynsbegäran.docx
@@ -229,7 +229,7 @@
     <w:r>
       <w:tab/>
       <w:tab/>
-      <w:t>2026-04-03</w:t>
+      <w:t>2026-04-04</w:t>
       <w:br/>
       <w:br/>
     </w:r>

--- a/tillsyn/A 51807-2025 tillsynsbegäran.docx
+++ b/tillsyn/A 51807-2025 tillsynsbegäran.docx
@@ -229,7 +229,7 @@
     <w:r>
       <w:tab/>
       <w:tab/>
-      <w:t>2026-04-04</w:t>
+      <w:t>2026-04-05</w:t>
       <w:br/>
       <w:br/>
     </w:r>

--- a/tillsyn/A 51807-2025 tillsynsbegäran.docx
+++ b/tillsyn/A 51807-2025 tillsynsbegäran.docx
@@ -229,7 +229,7 @@
     <w:r>
       <w:tab/>
       <w:tab/>
-      <w:t>2026-04-05</w:t>
+      <w:t>2026-04-06</w:t>
       <w:br/>
       <w:br/>
     </w:r>

--- a/tillsyn/A 51807-2025 tillsynsbegäran.docx
+++ b/tillsyn/A 51807-2025 tillsynsbegäran.docx
@@ -229,7 +229,7 @@
     <w:r>
       <w:tab/>
       <w:tab/>
-      <w:t>2026-04-06</w:t>
+      <w:t>2026-04-07</w:t>
       <w:br/>
       <w:br/>
     </w:r>

--- a/tillsyn/A 51807-2025 tillsynsbegäran.docx
+++ b/tillsyn/A 51807-2025 tillsynsbegäran.docx
@@ -229,7 +229,7 @@
     <w:r>
       <w:tab/>
       <w:tab/>
-      <w:t>2026-04-07</w:t>
+      <w:t>2026-04-08</w:t>
       <w:br/>
       <w:br/>
     </w:r>

--- a/tillsyn/A 51807-2025 tillsynsbegäran.docx
+++ b/tillsyn/A 51807-2025 tillsynsbegäran.docx
@@ -229,7 +229,7 @@
     <w:r>
       <w:tab/>
       <w:tab/>
-      <w:t>2026-04-08</w:t>
+      <w:t>2026-04-09</w:t>
       <w:br/>
       <w:br/>
     </w:r>

--- a/tillsyn/A 51807-2025 tillsynsbegäran.docx
+++ b/tillsyn/A 51807-2025 tillsynsbegäran.docx
@@ -229,7 +229,7 @@
     <w:r>
       <w:tab/>
       <w:tab/>
-      <w:t>2026-04-09</w:t>
+      <w:t>2026-04-10</w:t>
       <w:br/>
       <w:br/>
     </w:r>

--- a/tillsyn/A 51807-2025 tillsynsbegäran.docx
+++ b/tillsyn/A 51807-2025 tillsynsbegäran.docx
@@ -229,7 +229,7 @@
     <w:r>
       <w:tab/>
       <w:tab/>
-      <w:t>2026-04-10</w:t>
+      <w:t>2026-04-11</w:t>
       <w:br/>
       <w:br/>
     </w:r>

--- a/tillsyn/A 51807-2025 tillsynsbegäran.docx
+++ b/tillsyn/A 51807-2025 tillsynsbegäran.docx
@@ -229,7 +229,7 @@
     <w:r>
       <w:tab/>
       <w:tab/>
-      <w:t>2026-04-14</w:t>
+      <w:t>2026-04-15</w:t>
       <w:br/>
       <w:br/>
     </w:r>

--- a/tillsyn/A 51807-2025 tillsynsbegäran.docx
+++ b/tillsyn/A 51807-2025 tillsynsbegäran.docx
@@ -229,7 +229,7 @@
     <w:r>
       <w:tab/>
       <w:tab/>
-      <w:t>2026-04-15</w:t>
+      <w:t>2026-04-16</w:t>
       <w:br/>
       <w:br/>
     </w:r>

--- a/tillsyn/A 51807-2025 tillsynsbegäran.docx
+++ b/tillsyn/A 51807-2025 tillsynsbegäran.docx
@@ -229,7 +229,7 @@
     <w:r>
       <w:tab/>
       <w:tab/>
-      <w:t>2026-04-16</w:t>
+      <w:t>2026-04-17</w:t>
       <w:br/>
       <w:br/>
     </w:r>

--- a/tillsyn/A 51807-2025 tillsynsbegäran.docx
+++ b/tillsyn/A 51807-2025 tillsynsbegäran.docx
@@ -229,7 +229,7 @@
     <w:r>
       <w:tab/>
       <w:tab/>
-      <w:t>2026-04-17</w:t>
+      <w:t>2026-04-18</w:t>
       <w:br/>
       <w:br/>
     </w:r>

--- a/tillsyn/A 51807-2025 tillsynsbegäran.docx
+++ b/tillsyn/A 51807-2025 tillsynsbegäran.docx
@@ -229,7 +229,7 @@
     <w:r>
       <w:tab/>
       <w:tab/>
-      <w:t>2026-06-15</w:t>
+      <w:t>2026-06-16</w:t>
       <w:br/>
       <w:br/>
     </w:r>

--- a/tillsyn/A 51807-2025 tillsynsbegäran.docx
+++ b/tillsyn/A 51807-2025 tillsynsbegäran.docx
@@ -229,7 +229,7 @@
     <w:r>
       <w:tab/>
       <w:tab/>
-      <w:t>2026-06-16</w:t>
+      <w:t>2026-06-17</w:t>
       <w:br/>
       <w:br/>
     </w:r>

--- a/tillsyn/A 51807-2025 tillsynsbegäran.docx
+++ b/tillsyn/A 51807-2025 tillsynsbegäran.docx
@@ -1,6 +1,6 @@
 
 <file path=word/document.xml><?xml version="1.0" encoding="utf-8"?>
-<w:document xmlns:wpc="http://schemas.microsoft.com/office/word/2010/wordprocessingCanvas" xmlns:cx="http://schemas.microsoft.com/office/drawing/2014/chartex" xmlns:cx1="http://schemas.microsoft.com/office/drawing/2015/9/8/chartex" xmlns:cx2="http://schemas.microsoft.com/office/drawing/2015/10/21/chartex" xmlns:cx3="http://schemas.microsoft.com/office/drawing/2016/5/9/chartex" xmlns:cx4="http://schemas.microsoft.com/office/drawing/2016/5/10/chartex" xmlns:cx5="http://schemas.microsoft.com/office/drawing/2016/5/11/chartex" xmlns:cx6="http://schemas.microsoft.com/office/drawing/2016/5/12/chartex" xmlns:cx7="http://schemas.microsoft.com/office/drawing/2016/5/13/chartex" xmlns:cx8="http://schemas.microsoft.com/office/drawing/2016/5/14/chartex" xmlns:mc="http://schemas.openxmlformats.org/markup-compatibility/2006" xmlns:aink="http://schemas.microsoft.com/office/drawing/2016/ink" xmlns:am3d="http://schemas.microsoft.com/office/drawing/2017/model3d" xmlns:o="urn:schemas-microsoft-com:office:office" xmlns:oel="http://schemas.microsoft.com/office/2019/extlst" xmlns:r="http://schemas.openxmlformats.org/officeDocument/2006/relationships" xmlns:m="http://schemas.openxmlformats.org/officeDocument/2006/math" xmlns:v="urn:schemas-microsoft-com:vml" xmlns:wp14="http://schemas.microsoft.com/office/word/2010/wordprocessingDrawing" xmlns:wp="http://schemas.openxmlformats.org/drawingml/2006/wordprocessingDrawing" xmlns:w10="urn:schemas-microsoft-com:office:word" xmlns:w="http://schemas.openxmlformats.org/wordprocessingml/2006/main" xmlns:w14="http://schemas.microsoft.com/office/word/2010/wordml" xmlns:w15="http://schemas.microsoft.com/office/word/2012/wordml" xmlns:w16cex="http://schemas.microsoft.com/office/word/2018/wordml/cex" xmlns:w16cid="http://schemas.microsoft.com/office/word/2016/wordml/cid" xmlns:w16="http://schemas.microsoft.com/office/word/2018/wordml" xmlns:w16sdtdh="http://schemas.microsoft.com/office/word/2020/wordml/sdtdatahash" xmlns:w16se="http://schemas.microsoft.com/office/word/2015/wordml/symex" xmlns:wpg="http://schemas.microsoft.com/office/word/2010/wordprocessingGroup" xmlns:wpi="http://schemas.microsoft.com/office/word/2010/wordprocessingInk" xmlns:wne="http://schemas.microsoft.com/office/word/2006/wordml" xmlns:wps="http://schemas.microsoft.com/office/word/2010/wordprocessingShape" mc:Ignorable="w14 w15 w16se w16cid w16 w16cex w16sdtdh wp14">
+<w:document xmlns:wpc="http://schemas.microsoft.com/office/word/2010/wordprocessingCanvas" xmlns:cx="http://schemas.microsoft.com/office/drawing/2014/chartex" xmlns:cx1="http://schemas.microsoft.com/office/drawing/2015/9/8/chartex" xmlns:cx2="http://schemas.microsoft.com/office/drawing/2015/10/21/chartex" xmlns:cx3="http://schemas.microsoft.com/office/drawing/2016/5/9/chartex" xmlns:cx4="http://schemas.microsoft.com/office/drawing/2016/5/10/chartex" xmlns:cx5="http://schemas.microsoft.com/office/drawing/2016/5/11/chartex" xmlns:cx6="http://schemas.microsoft.com/office/drawing/2016/5/12/chartex" xmlns:cx7="http://schemas.microsoft.com/office/drawing/2016/5/13/chartex" xmlns:cx8="http://schemas.microsoft.com/office/drawing/2016/5/14/chartex" xmlns:mc="http://schemas.openxmlformats.org/markup-compatibility/2006" xmlns:aink="http://schemas.microsoft.com/office/drawing/2016/ink" xmlns:am3d="http://schemas.microsoft.com/office/drawing/2017/model3d" xmlns:o="urn:schemas-microsoft-com:office:office" xmlns:oel="http://schemas.microsoft.com/office/2019/extlst" xmlns:r="http://schemas.openxmlformats.org/officeDocument/2006/relationships" xmlns:m="http://schemas.openxmlformats.org/officeDocument/2006/math" xmlns:v="urn:schemas-microsoft-com:vml" xmlns:wp14="http://schemas.microsoft.com/office/word/2010/wordprocessingDrawing" xmlns:wp="http://schemas.openxmlformats.org/drawingml/2006/wordprocessingDrawing" xmlns:w10="urn:schemas-microsoft-com:office:word" xmlns:w="http://schemas.openxmlformats.org/wordprocessingml/2006/main" xmlns:w14="http://schemas.microsoft.com/office/word/2010/wordml" xmlns:w15="http://schemas.microsoft.com/office/word/2012/wordml" xmlns:w16cex="http://schemas.microsoft.com/office/word/2018/wordml/cex" xmlns:w16cid="http://schemas.microsoft.com/office/word/2016/wordml/cid" xmlns:w16="http://schemas.microsoft.com/office/word/2018/wordml" xmlns:w16du="http://schemas.microsoft.com/office/word/2023/wordml/word16du" xmlns:w16sdtdh="http://schemas.microsoft.com/office/word/2020/wordml/sdtdatahash" xmlns:w16sdtfl="http://schemas.microsoft.com/office/word/2024/wordml/sdtformatlock" xmlns:w16se="http://schemas.microsoft.com/office/word/2015/wordml/symex" xmlns:wpg="http://schemas.microsoft.com/office/word/2010/wordprocessingGroup" xmlns:wpi="http://schemas.microsoft.com/office/word/2010/wordprocessingInk" xmlns:wne="http://schemas.microsoft.com/office/word/2006/wordml" xmlns:wps="http://schemas.microsoft.com/office/word/2010/wordprocessingShape" mc:Ignorable="w14 w15 w16se w16cid w16 w16cex w16sdtdh w16sdtfl w16du wp14">
   <w:body>
     <w:p>
       <w:pPr>
@@ -12,12 +12,68 @@
     </w:p>
     <w:p>
       <w:r>
-        <w:t>Detta dokument behandlar höga naturvärden i avverkningsanmälan A 51807-2025 i Stenungsunds kommun. Denna avverkningsanmälan inkom 2025-10-21 18:55:04 och omfattar 1,2 ha.</w:t>
+        <w:t>Detta dokument behandlar höga naturvärden i avverkningsanmälan A 51807-2025 i Stenungsunds kommun som inkom 2025-10-21 och omfattar 1,2 ha.</w:t>
+      </w:r>
+      <w:r>
+        <w:t xml:space="preserve"> I Figur 1 visas fyndplatser för naturvårdsarter i området, som finns registrerade på Artportalen.</w:t>
+      </w:r>
+    </w:p>
+    <w:p>
+      <w:pPr>
+        <w:pStyle w:val="Caption"/>
+      </w:pPr>
+      <w:r>
+        <w:drawing>
+          <wp:inline xmlns:a="http://schemas.openxmlformats.org/drawingml/2006/main" xmlns:pic="http://schemas.openxmlformats.org/drawingml/2006/picture">
+            <wp:extent cx="5486400" cy="5423038"/>
+            <wp:docPr id="1" name="Picture 1"/>
+            <wp:cNvGraphicFramePr>
+              <a:graphicFrameLocks noChangeAspect="1"/>
+            </wp:cNvGraphicFramePr>
+            <a:graphic>
+              <a:graphicData uri="http://schemas.openxmlformats.org/drawingml/2006/picture">
+                <pic:pic>
+                  <pic:nvPicPr>
+                    <pic:cNvPr id="0" name="A 51807-2025 karta.png"/>
+                    <pic:cNvPicPr/>
+                  </pic:nvPicPr>
+                  <pic:blipFill>
+                    <a:blip r:embed="rId16"/>
+                    <a:stretch>
+                      <a:fillRect/>
+                    </a:stretch>
+                  </pic:blipFill>
+                  <pic:spPr>
+                    <a:xfrm>
+                      <a:off x="0" y="0"/>
+                      <a:ext cx="5486400" cy="5423038"/>
+                    </a:xfrm>
+                    <a:prstGeom prst="rect"/>
+                  </pic:spPr>
+                </pic:pic>
+              </a:graphicData>
+            </a:graphic>
+          </wp:inline>
+        </w:drawing>
+      </w:r>
+    </w:p>
+    <w:p>
+      <w:pPr>
+        <w:pStyle w:val="Caption"/>
+        <w:spacing w:after="240"/>
+      </w:pPr>
+      <w:r>
+        <w:t>Figur 1. Fyndplatser för naturvårdsarter i avverkningsanmälan (röd linje). Inom parentes anges rödlistekategorier, S för signalarter, Tför typiska arter och fridlysningsparagrafer i artskyddsförordningen.Markörer utan svart kant är placerade på fyndplatsen. Markörer med svart kant är placerade vid sidan av fyndplatsen och har ett svart streck som visar fyndplatsens exakta position. Kartans mittpunktskoordinat är N 6440621, E 315776 i SWEREF 99 TM.</w:t>
       </w:r>
     </w:p>
     <w:p>
       <w:r>
-        <w:t>Vi begär härmed att Skogsstyrelsen fattar beslut enligt miljöbalken som säkerställer att skogens höga naturvärden bevaras samt säkerställer att EU-lagstiftning efterlevs och att artskyddsbrott förhindras. Vi önskar även ta del av de ställningstaganden och beslut som myndigheterna meddelar till följd av aktuell avverkningsanmälan och föreningens inlaga (se 34 § förvaltningslagen).</w:t>
+        <w:t>Vi begär härmed att Skogsstyrelsen fattar beslut enligt miljöbalken som säkerställer att skogens höga naturvärden bevaras samt att EU-lagstiftning efterlevs och att artskyddsbrott förhindras.</w:t>
+      </w:r>
+    </w:p>
+    <w:p>
+      <w:r>
+        <w:t>Vi önskar även ta del av de ställningstaganden och beslut som myndigheten meddelar till följd av aktuell avverkningsanmälan och föreningens inlaga (se 34 § förvaltningslagen).</w:t>
       </w:r>
     </w:p>
     <w:p>
@@ -40,54 +96,7 @@
     </w:p>
     <w:p>
       <w:r>
-        <w:t>De påträffade naturvårdsarterna är ett tydligt kvitto på att detta rör sig om en skog med höga naturvärden. I Figur 1 visas en karta över det avverkningsanmälda området, där samtliga fyndplatser för naturvårdsarter som finns registrerade på Artportalen har markerats.</w:t>
-      </w:r>
-    </w:p>
-    <w:p>
-      <w:pPr>
-        <w:pStyle w:val="Caption"/>
-      </w:pPr>
-      <w:r>
-        <w:drawing>
-          <wp:inline xmlns:a="http://schemas.openxmlformats.org/drawingml/2006/main" xmlns:pic="http://schemas.openxmlformats.org/drawingml/2006/picture">
-            <wp:extent cx="5486400" cy="5526106"/>
-            <wp:docPr id="1" name="Picture 1"/>
-            <wp:cNvGraphicFramePr>
-              <a:graphicFrameLocks noChangeAspect="1"/>
-            </wp:cNvGraphicFramePr>
-            <a:graphic>
-              <a:graphicData uri="http://schemas.openxmlformats.org/drawingml/2006/picture">
-                <pic:pic>
-                  <pic:nvPicPr>
-                    <pic:cNvPr id="0" name="A 51807-2025 karta.png"/>
-                    <pic:cNvPicPr/>
-                  </pic:nvPicPr>
-                  <pic:blipFill>
-                    <a:blip r:embed="rId16"/>
-                    <a:stretch>
-                      <a:fillRect/>
-                    </a:stretch>
-                  </pic:blipFill>
-                  <pic:spPr>
-                    <a:xfrm>
-                      <a:off x="0" y="0"/>
-                      <a:ext cx="5486400" cy="5526106"/>
-                    </a:xfrm>
-                    <a:prstGeom prst="rect"/>
-                  </pic:spPr>
-                </pic:pic>
-              </a:graphicData>
-            </a:graphic>
-          </wp:inline>
-        </w:drawing>
-      </w:r>
-    </w:p>
-    <w:p>
-      <w:pPr>
-        <w:pStyle w:val="Caption"/>
-      </w:pPr>
-      <w:r>
-        <w:t>Figur 1. Fyndplatser för naturvårdsarter i det avverkningsanmälda området (röd linje). Markörer utan svart kant är placerade på fyndplatsen. Markörer med svart kant är placerade vid sidan av fyndplatsen och har ett svart streck som visar fyndplatsens exakta position. Kartans mittpunktskoordinat är N 6440621, E 315776 i SWEREF 99 TM.</w:t>
+        <w:t>De påträffade naturvårdsarterna är ett tydligt kvitto på att det rör sig om en skog med höga naturvärden.</w:t>
       </w:r>
     </w:p>
     <w:p>
@@ -119,7 +128,7 @@
 </file>
 
 <file path=word/endnotes.xml><?xml version="1.0" encoding="utf-8"?>
-<w:endnotes xmlns:wpc="http://schemas.microsoft.com/office/word/2010/wordprocessingCanvas" xmlns:cx="http://schemas.microsoft.com/office/drawing/2014/chartex" xmlns:cx1="http://schemas.microsoft.com/office/drawing/2015/9/8/chartex" xmlns:cx2="http://schemas.microsoft.com/office/drawing/2015/10/21/chartex" xmlns:cx3="http://schemas.microsoft.com/office/drawing/2016/5/9/chartex" xmlns:cx4="http://schemas.microsoft.com/office/drawing/2016/5/10/chartex" xmlns:cx5="http://schemas.microsoft.com/office/drawing/2016/5/11/chartex" xmlns:cx6="http://schemas.microsoft.com/office/drawing/2016/5/12/chartex" xmlns:cx7="http://schemas.microsoft.com/office/drawing/2016/5/13/chartex" xmlns:cx8="http://schemas.microsoft.com/office/drawing/2016/5/14/chartex" xmlns:mc="http://schemas.openxmlformats.org/markup-compatibility/2006" xmlns:aink="http://schemas.microsoft.com/office/drawing/2016/ink" xmlns:am3d="http://schemas.microsoft.com/office/drawing/2017/model3d" xmlns:o="urn:schemas-microsoft-com:office:office" xmlns:oel="http://schemas.microsoft.com/office/2019/extlst" xmlns:r="http://schemas.openxmlformats.org/officeDocument/2006/relationships" xmlns:m="http://schemas.openxmlformats.org/officeDocument/2006/math" xmlns:v="urn:schemas-microsoft-com:vml" xmlns:wp14="http://schemas.microsoft.com/office/word/2010/wordprocessingDrawing" xmlns:wp="http://schemas.openxmlformats.org/drawingml/2006/wordprocessingDrawing" xmlns:w10="urn:schemas-microsoft-com:office:word" xmlns:w="http://schemas.openxmlformats.org/wordprocessingml/2006/main" xmlns:w14="http://schemas.microsoft.com/office/word/2010/wordml" xmlns:w15="http://schemas.microsoft.com/office/word/2012/wordml" xmlns:w16cex="http://schemas.microsoft.com/office/word/2018/wordml/cex" xmlns:w16cid="http://schemas.microsoft.com/office/word/2016/wordml/cid" xmlns:w16="http://schemas.microsoft.com/office/word/2018/wordml" xmlns:w16sdtdh="http://schemas.microsoft.com/office/word/2020/wordml/sdtdatahash" xmlns:w16se="http://schemas.microsoft.com/office/word/2015/wordml/symex" xmlns:wpg="http://schemas.microsoft.com/office/word/2010/wordprocessingGroup" xmlns:wpi="http://schemas.microsoft.com/office/word/2010/wordprocessingInk" xmlns:wne="http://schemas.microsoft.com/office/word/2006/wordml" xmlns:wps="http://schemas.microsoft.com/office/word/2010/wordprocessingShape" mc:Ignorable="w14 w15 w16se w16cid w16 w16cex w16sdtdh wp14">
+<w:endnotes xmlns:wpc="http://schemas.microsoft.com/office/word/2010/wordprocessingCanvas" xmlns:cx="http://schemas.microsoft.com/office/drawing/2014/chartex" xmlns:cx1="http://schemas.microsoft.com/office/drawing/2015/9/8/chartex" xmlns:cx2="http://schemas.microsoft.com/office/drawing/2015/10/21/chartex" xmlns:cx3="http://schemas.microsoft.com/office/drawing/2016/5/9/chartex" xmlns:cx4="http://schemas.microsoft.com/office/drawing/2016/5/10/chartex" xmlns:cx5="http://schemas.microsoft.com/office/drawing/2016/5/11/chartex" xmlns:cx6="http://schemas.microsoft.com/office/drawing/2016/5/12/chartex" xmlns:cx7="http://schemas.microsoft.com/office/drawing/2016/5/13/chartex" xmlns:cx8="http://schemas.microsoft.com/office/drawing/2016/5/14/chartex" xmlns:mc="http://schemas.openxmlformats.org/markup-compatibility/2006" xmlns:aink="http://schemas.microsoft.com/office/drawing/2016/ink" xmlns:am3d="http://schemas.microsoft.com/office/drawing/2017/model3d" xmlns:o="urn:schemas-microsoft-com:office:office" xmlns:oel="http://schemas.microsoft.com/office/2019/extlst" xmlns:r="http://schemas.openxmlformats.org/officeDocument/2006/relationships" xmlns:m="http://schemas.openxmlformats.org/officeDocument/2006/math" xmlns:v="urn:schemas-microsoft-com:vml" xmlns:wp14="http://schemas.microsoft.com/office/word/2010/wordprocessingDrawing" xmlns:wp="http://schemas.openxmlformats.org/drawingml/2006/wordprocessingDrawing" xmlns:w10="urn:schemas-microsoft-com:office:word" xmlns:w="http://schemas.openxmlformats.org/wordprocessingml/2006/main" xmlns:w14="http://schemas.microsoft.com/office/word/2010/wordml" xmlns:w15="http://schemas.microsoft.com/office/word/2012/wordml" xmlns:w16cex="http://schemas.microsoft.com/office/word/2018/wordml/cex" xmlns:w16cid="http://schemas.microsoft.com/office/word/2016/wordml/cid" xmlns:w16="http://schemas.microsoft.com/office/word/2018/wordml" xmlns:w16du="http://schemas.microsoft.com/office/word/2023/wordml/word16du" xmlns:w16sdtdh="http://schemas.microsoft.com/office/word/2020/wordml/sdtdatahash" xmlns:w16sdtfl="http://schemas.microsoft.com/office/word/2024/wordml/sdtformatlock" xmlns:w16se="http://schemas.microsoft.com/office/word/2015/wordml/symex" xmlns:wpg="http://schemas.microsoft.com/office/word/2010/wordprocessingGroup" xmlns:wpi="http://schemas.microsoft.com/office/word/2010/wordprocessingInk" xmlns:wne="http://schemas.microsoft.com/office/word/2006/wordml" xmlns:wps="http://schemas.microsoft.com/office/word/2010/wordprocessingShape" mc:Ignorable="w14 w15 w16se w16cid w16 w16cex w16sdtdh w16sdtfl w16du wp14">
   <w:endnote w:type="separator" w:id="-1">
     <w:p>
       <w:pPr>
@@ -144,7 +153,7 @@
 </file>
 
 <file path=word/footer1.xml><?xml version="1.0" encoding="utf-8"?>
-<w:ftr xmlns:wpc="http://schemas.microsoft.com/office/word/2010/wordprocessingCanvas" xmlns:cx="http://schemas.microsoft.com/office/drawing/2014/chartex" xmlns:cx1="http://schemas.microsoft.com/office/drawing/2015/9/8/chartex" xmlns:cx2="http://schemas.microsoft.com/office/drawing/2015/10/21/chartex" xmlns:cx3="http://schemas.microsoft.com/office/drawing/2016/5/9/chartex" xmlns:cx4="http://schemas.microsoft.com/office/drawing/2016/5/10/chartex" xmlns:cx5="http://schemas.microsoft.com/office/drawing/2016/5/11/chartex" xmlns:cx6="http://schemas.microsoft.com/office/drawing/2016/5/12/chartex" xmlns:cx7="http://schemas.microsoft.com/office/drawing/2016/5/13/chartex" xmlns:cx8="http://schemas.microsoft.com/office/drawing/2016/5/14/chartex" xmlns:mc="http://schemas.openxmlformats.org/markup-compatibility/2006" xmlns:aink="http://schemas.microsoft.com/office/drawing/2016/ink" xmlns:am3d="http://schemas.microsoft.com/office/drawing/2017/model3d" xmlns:o="urn:schemas-microsoft-com:office:office" xmlns:oel="http://schemas.microsoft.com/office/2019/extlst" xmlns:r="http://schemas.openxmlformats.org/officeDocument/2006/relationships" xmlns:m="http://schemas.openxmlformats.org/officeDocument/2006/math" xmlns:v="urn:schemas-microsoft-com:vml" xmlns:wp14="http://schemas.microsoft.com/office/word/2010/wordprocessingDrawing" xmlns:wp="http://schemas.openxmlformats.org/drawingml/2006/wordprocessingDrawing" xmlns:w10="urn:schemas-microsoft-com:office:word" xmlns:w="http://schemas.openxmlformats.org/wordprocessingml/2006/main" xmlns:w14="http://schemas.microsoft.com/office/word/2010/wordml" xmlns:w15="http://schemas.microsoft.com/office/word/2012/wordml" xmlns:w16cex="http://schemas.microsoft.com/office/word/2018/wordml/cex" xmlns:w16cid="http://schemas.microsoft.com/office/word/2016/wordml/cid" xmlns:w16="http://schemas.microsoft.com/office/word/2018/wordml" xmlns:w16sdtdh="http://schemas.microsoft.com/office/word/2020/wordml/sdtdatahash" xmlns:w16se="http://schemas.microsoft.com/office/word/2015/wordml/symex" xmlns:wpg="http://schemas.microsoft.com/office/word/2010/wordprocessingGroup" xmlns:wpi="http://schemas.microsoft.com/office/word/2010/wordprocessingInk" xmlns:wne="http://schemas.microsoft.com/office/word/2006/wordml" xmlns:wps="http://schemas.microsoft.com/office/word/2010/wordprocessingShape" mc:Ignorable="w14 w15 w16se w16cid w16 w16cex w16sdtdh wp14">
+<w:ftr xmlns:wpc="http://schemas.microsoft.com/office/word/2010/wordprocessingCanvas" xmlns:cx="http://schemas.microsoft.com/office/drawing/2014/chartex" xmlns:cx1="http://schemas.microsoft.com/office/drawing/2015/9/8/chartex" xmlns:cx2="http://schemas.microsoft.com/office/drawing/2015/10/21/chartex" xmlns:cx3="http://schemas.microsoft.com/office/drawing/2016/5/9/chartex" xmlns:cx4="http://schemas.microsoft.com/office/drawing/2016/5/10/chartex" xmlns:cx5="http://schemas.microsoft.com/office/drawing/2016/5/11/chartex" xmlns:cx6="http://schemas.microsoft.com/office/drawing/2016/5/12/chartex" xmlns:cx7="http://schemas.microsoft.com/office/drawing/2016/5/13/chartex" xmlns:cx8="http://schemas.microsoft.com/office/drawing/2016/5/14/chartex" xmlns:mc="http://schemas.openxmlformats.org/markup-compatibility/2006" xmlns:aink="http://schemas.microsoft.com/office/drawing/2016/ink" xmlns:am3d="http://schemas.microsoft.com/office/drawing/2017/model3d" xmlns:o="urn:schemas-microsoft-com:office:office" xmlns:oel="http://schemas.microsoft.com/office/2019/extlst" xmlns:r="http://schemas.openxmlformats.org/officeDocument/2006/relationships" xmlns:m="http://schemas.openxmlformats.org/officeDocument/2006/math" xmlns:v="urn:schemas-microsoft-com:vml" xmlns:wp14="http://schemas.microsoft.com/office/word/2010/wordprocessingDrawing" xmlns:wp="http://schemas.openxmlformats.org/drawingml/2006/wordprocessingDrawing" xmlns:w10="urn:schemas-microsoft-com:office:word" xmlns:w="http://schemas.openxmlformats.org/wordprocessingml/2006/main" xmlns:w14="http://schemas.microsoft.com/office/word/2010/wordml" xmlns:w15="http://schemas.microsoft.com/office/word/2012/wordml" xmlns:w16cex="http://schemas.microsoft.com/office/word/2018/wordml/cex" xmlns:w16cid="http://schemas.microsoft.com/office/word/2016/wordml/cid" xmlns:w16="http://schemas.microsoft.com/office/word/2018/wordml" xmlns:w16du="http://schemas.microsoft.com/office/word/2023/wordml/word16du" xmlns:w16sdtdh="http://schemas.microsoft.com/office/word/2020/wordml/sdtdatahash" xmlns:w16sdtfl="http://schemas.microsoft.com/office/word/2024/wordml/sdtformatlock" xmlns:w16se="http://schemas.microsoft.com/office/word/2015/wordml/symex" xmlns:wpg="http://schemas.microsoft.com/office/word/2010/wordprocessingGroup" xmlns:wpi="http://schemas.microsoft.com/office/word/2010/wordprocessingInk" xmlns:wne="http://schemas.microsoft.com/office/word/2006/wordml" xmlns:wps="http://schemas.microsoft.com/office/word/2010/wordprocessingShape" mc:Ignorable="w14 w15 w16se w16cid w16 w16cex w16sdtdh w16sdtfl w16du wp14">
   <w:p>
     <w:pPr>
       <w:pStyle w:val="Footer"/>
@@ -154,7 +163,7 @@
 </file>
 
 <file path=word/footer2.xml><?xml version="1.0" encoding="utf-8"?>
-<w:ftr xmlns:wpc="http://schemas.microsoft.com/office/word/2010/wordprocessingCanvas" xmlns:cx="http://schemas.microsoft.com/office/drawing/2014/chartex" xmlns:cx1="http://schemas.microsoft.com/office/drawing/2015/9/8/chartex" xmlns:cx2="http://schemas.microsoft.com/office/drawing/2015/10/21/chartex" xmlns:cx3="http://schemas.microsoft.com/office/drawing/2016/5/9/chartex" xmlns:cx4="http://schemas.microsoft.com/office/drawing/2016/5/10/chartex" xmlns:cx5="http://schemas.microsoft.com/office/drawing/2016/5/11/chartex" xmlns:cx6="http://schemas.microsoft.com/office/drawing/2016/5/12/chartex" xmlns:cx7="http://schemas.microsoft.com/office/drawing/2016/5/13/chartex" xmlns:cx8="http://schemas.microsoft.com/office/drawing/2016/5/14/chartex" xmlns:mc="http://schemas.openxmlformats.org/markup-compatibility/2006" xmlns:aink="http://schemas.microsoft.com/office/drawing/2016/ink" xmlns:am3d="http://schemas.microsoft.com/office/drawing/2017/model3d" xmlns:o="urn:schemas-microsoft-com:office:office" xmlns:oel="http://schemas.microsoft.com/office/2019/extlst" xmlns:r="http://schemas.openxmlformats.org/officeDocument/2006/relationships" xmlns:m="http://schemas.openxmlformats.org/officeDocument/2006/math" xmlns:v="urn:schemas-microsoft-com:vml" xmlns:wp14="http://schemas.microsoft.com/office/word/2010/wordprocessingDrawing" xmlns:wp="http://schemas.openxmlformats.org/drawingml/2006/wordprocessingDrawing" xmlns:w10="urn:schemas-microsoft-com:office:word" xmlns:w="http://schemas.openxmlformats.org/wordprocessingml/2006/main" xmlns:w14="http://schemas.microsoft.com/office/word/2010/wordml" xmlns:w15="http://schemas.microsoft.com/office/word/2012/wordml" xmlns:w16cex="http://schemas.microsoft.com/office/word/2018/wordml/cex" xmlns:w16cid="http://schemas.microsoft.com/office/word/2016/wordml/cid" xmlns:w16="http://schemas.microsoft.com/office/word/2018/wordml" xmlns:w16sdtdh="http://schemas.microsoft.com/office/word/2020/wordml/sdtdatahash" xmlns:w16se="http://schemas.microsoft.com/office/word/2015/wordml/symex" xmlns:wpg="http://schemas.microsoft.com/office/word/2010/wordprocessingGroup" xmlns:wpi="http://schemas.microsoft.com/office/word/2010/wordprocessingInk" xmlns:wne="http://schemas.microsoft.com/office/word/2006/wordml" xmlns:wps="http://schemas.microsoft.com/office/word/2010/wordprocessingShape" mc:Ignorable="w14 w15 w16se w16cid w16 w16cex w16sdtdh wp14">
+<w:ftr xmlns:wpc="http://schemas.microsoft.com/office/word/2010/wordprocessingCanvas" xmlns:cx="http://schemas.microsoft.com/office/drawing/2014/chartex" xmlns:cx1="http://schemas.microsoft.com/office/drawing/2015/9/8/chartex" xmlns:cx2="http://schemas.microsoft.com/office/drawing/2015/10/21/chartex" xmlns:cx3="http://schemas.microsoft.com/office/drawing/2016/5/9/chartex" xmlns:cx4="http://schemas.microsoft.com/office/drawing/2016/5/10/chartex" xmlns:cx5="http://schemas.microsoft.com/office/drawing/2016/5/11/chartex" xmlns:cx6="http://schemas.microsoft.com/office/drawing/2016/5/12/chartex" xmlns:cx7="http://schemas.microsoft.com/office/drawing/2016/5/13/chartex" xmlns:cx8="http://schemas.microsoft.com/office/drawing/2016/5/14/chartex" xmlns:mc="http://schemas.openxmlformats.org/markup-compatibility/2006" xmlns:aink="http://schemas.microsoft.com/office/drawing/2016/ink" xmlns:am3d="http://schemas.microsoft.com/office/drawing/2017/model3d" xmlns:o="urn:schemas-microsoft-com:office:office" xmlns:oel="http://schemas.microsoft.com/office/2019/extlst" xmlns:r="http://schemas.openxmlformats.org/officeDocument/2006/relationships" xmlns:m="http://schemas.openxmlformats.org/officeDocument/2006/math" xmlns:v="urn:schemas-microsoft-com:vml" xmlns:wp14="http://schemas.microsoft.com/office/word/2010/wordprocessingDrawing" xmlns:wp="http://schemas.openxmlformats.org/drawingml/2006/wordprocessingDrawing" xmlns:w10="urn:schemas-microsoft-com:office:word" xmlns:w="http://schemas.openxmlformats.org/wordprocessingml/2006/main" xmlns:w14="http://schemas.microsoft.com/office/word/2010/wordml" xmlns:w15="http://schemas.microsoft.com/office/word/2012/wordml" xmlns:w16cex="http://schemas.microsoft.com/office/word/2018/wordml/cex" xmlns:w16cid="http://schemas.microsoft.com/office/word/2016/wordml/cid" xmlns:w16="http://schemas.microsoft.com/office/word/2018/wordml" xmlns:w16du="http://schemas.microsoft.com/office/word/2023/wordml/word16du" xmlns:w16sdtdh="http://schemas.microsoft.com/office/word/2020/wordml/sdtdatahash" xmlns:w16sdtfl="http://schemas.microsoft.com/office/word/2024/wordml/sdtformatlock" xmlns:w16se="http://schemas.microsoft.com/office/word/2015/wordml/symex" xmlns:wpg="http://schemas.microsoft.com/office/word/2010/wordprocessingGroup" xmlns:wpi="http://schemas.microsoft.com/office/word/2010/wordprocessingInk" xmlns:wne="http://schemas.microsoft.com/office/word/2006/wordml" xmlns:wps="http://schemas.microsoft.com/office/word/2010/wordprocessingShape" mc:Ignorable="w14 w15 w16se w16cid w16 w16cex w16sdtdh w16sdtfl w16du wp14">
   <w:p>
     <w:pPr>
       <w:pStyle w:val="Footer"/>
@@ -164,7 +173,7 @@
 </file>
 
 <file path=word/footer3.xml><?xml version="1.0" encoding="utf-8"?>
-<w:ftr xmlns:wpc="http://schemas.microsoft.com/office/word/2010/wordprocessingCanvas" xmlns:cx="http://schemas.microsoft.com/office/drawing/2014/chartex" xmlns:cx1="http://schemas.microsoft.com/office/drawing/2015/9/8/chartex" xmlns:cx2="http://schemas.microsoft.com/office/drawing/2015/10/21/chartex" xmlns:cx3="http://schemas.microsoft.com/office/drawing/2016/5/9/chartex" xmlns:cx4="http://schemas.microsoft.com/office/drawing/2016/5/10/chartex" xmlns:cx5="http://schemas.microsoft.com/office/drawing/2016/5/11/chartex" xmlns:cx6="http://schemas.microsoft.com/office/drawing/2016/5/12/chartex" xmlns:cx7="http://schemas.microsoft.com/office/drawing/2016/5/13/chartex" xmlns:cx8="http://schemas.microsoft.com/office/drawing/2016/5/14/chartex" xmlns:mc="http://schemas.openxmlformats.org/markup-compatibility/2006" xmlns:aink="http://schemas.microsoft.com/office/drawing/2016/ink" xmlns:am3d="http://schemas.microsoft.com/office/drawing/2017/model3d" xmlns:o="urn:schemas-microsoft-com:office:office" xmlns:oel="http://schemas.microsoft.com/office/2019/extlst" xmlns:r="http://schemas.openxmlformats.org/officeDocument/2006/relationships" xmlns:m="http://schemas.openxmlformats.org/officeDocument/2006/math" xmlns:v="urn:schemas-microsoft-com:vml" xmlns:wp14="http://schemas.microsoft.com/office/word/2010/wordprocessingDrawing" xmlns:wp="http://schemas.openxmlformats.org/drawingml/2006/wordprocessingDrawing" xmlns:w10="urn:schemas-microsoft-com:office:word" xmlns:w="http://schemas.openxmlformats.org/wordprocessingml/2006/main" xmlns:w14="http://schemas.microsoft.com/office/word/2010/wordml" xmlns:w15="http://schemas.microsoft.com/office/word/2012/wordml" xmlns:w16cex="http://schemas.microsoft.com/office/word/2018/wordml/cex" xmlns:w16cid="http://schemas.microsoft.com/office/word/2016/wordml/cid" xmlns:w16="http://schemas.microsoft.com/office/word/2018/wordml" xmlns:w16sdtdh="http://schemas.microsoft.com/office/word/2020/wordml/sdtdatahash" xmlns:w16se="http://schemas.microsoft.com/office/word/2015/wordml/symex" xmlns:wpg="http://schemas.microsoft.com/office/word/2010/wordprocessingGroup" xmlns:wpi="http://schemas.microsoft.com/office/word/2010/wordprocessingInk" xmlns:wne="http://schemas.microsoft.com/office/word/2006/wordml" xmlns:wps="http://schemas.microsoft.com/office/word/2010/wordprocessingShape" mc:Ignorable="w14 w15 w16se w16cid w16 w16cex w16sdtdh wp14">
+<w:ftr xmlns:wpc="http://schemas.microsoft.com/office/word/2010/wordprocessingCanvas" xmlns:cx="http://schemas.microsoft.com/office/drawing/2014/chartex" xmlns:cx1="http://schemas.microsoft.com/office/drawing/2015/9/8/chartex" xmlns:cx2="http://schemas.microsoft.com/office/drawing/2015/10/21/chartex" xmlns:cx3="http://schemas.microsoft.com/office/drawing/2016/5/9/chartex" xmlns:cx4="http://schemas.microsoft.com/office/drawing/2016/5/10/chartex" xmlns:cx5="http://schemas.microsoft.com/office/drawing/2016/5/11/chartex" xmlns:cx6="http://schemas.microsoft.com/office/drawing/2016/5/12/chartex" xmlns:cx7="http://schemas.microsoft.com/office/drawing/2016/5/13/chartex" xmlns:cx8="http://schemas.microsoft.com/office/drawing/2016/5/14/chartex" xmlns:mc="http://schemas.openxmlformats.org/markup-compatibility/2006" xmlns:aink="http://schemas.microsoft.com/office/drawing/2016/ink" xmlns:am3d="http://schemas.microsoft.com/office/drawing/2017/model3d" xmlns:o="urn:schemas-microsoft-com:office:office" xmlns:oel="http://schemas.microsoft.com/office/2019/extlst" xmlns:r="http://schemas.openxmlformats.org/officeDocument/2006/relationships" xmlns:m="http://schemas.openxmlformats.org/officeDocument/2006/math" xmlns:v="urn:schemas-microsoft-com:vml" xmlns:wp14="http://schemas.microsoft.com/office/word/2010/wordprocessingDrawing" xmlns:wp="http://schemas.openxmlformats.org/drawingml/2006/wordprocessingDrawing" xmlns:w10="urn:schemas-microsoft-com:office:word" xmlns:w="http://schemas.openxmlformats.org/wordprocessingml/2006/main" xmlns:w14="http://schemas.microsoft.com/office/word/2010/wordml" xmlns:w15="http://schemas.microsoft.com/office/word/2012/wordml" xmlns:w16cex="http://schemas.microsoft.com/office/word/2018/wordml/cex" xmlns:w16cid="http://schemas.microsoft.com/office/word/2016/wordml/cid" xmlns:w16="http://schemas.microsoft.com/office/word/2018/wordml" xmlns:w16du="http://schemas.microsoft.com/office/word/2023/wordml/word16du" xmlns:w16sdtdh="http://schemas.microsoft.com/office/word/2020/wordml/sdtdatahash" xmlns:w16sdtfl="http://schemas.microsoft.com/office/word/2024/wordml/sdtformatlock" xmlns:w16se="http://schemas.microsoft.com/office/word/2015/wordml/symex" xmlns:wpg="http://schemas.microsoft.com/office/word/2010/wordprocessingGroup" xmlns:wpi="http://schemas.microsoft.com/office/word/2010/wordprocessingInk" xmlns:wne="http://schemas.microsoft.com/office/word/2006/wordml" xmlns:wps="http://schemas.microsoft.com/office/word/2010/wordprocessingShape" mc:Ignorable="w14 w15 w16se w16cid w16 w16cex w16sdtdh w16sdtfl w16du wp14">
   <w:p>
     <w:pPr>
       <w:pStyle w:val="Footer"/>
@@ -174,7 +183,7 @@
 </file>
 
 <file path=word/footnotes.xml><?xml version="1.0" encoding="utf-8"?>
-<w:footnotes xmlns:wpc="http://schemas.microsoft.com/office/word/2010/wordprocessingCanvas" xmlns:cx="http://schemas.microsoft.com/office/drawing/2014/chartex" xmlns:cx1="http://schemas.microsoft.com/office/drawing/2015/9/8/chartex" xmlns:cx2="http://schemas.microsoft.com/office/drawing/2015/10/21/chartex" xmlns:cx3="http://schemas.microsoft.com/office/drawing/2016/5/9/chartex" xmlns:cx4="http://schemas.microsoft.com/office/drawing/2016/5/10/chartex" xmlns:cx5="http://schemas.microsoft.com/office/drawing/2016/5/11/chartex" xmlns:cx6="http://schemas.microsoft.com/office/drawing/2016/5/12/chartex" xmlns:cx7="http://schemas.microsoft.com/office/drawing/2016/5/13/chartex" xmlns:cx8="http://schemas.microsoft.com/office/drawing/2016/5/14/chartex" xmlns:mc="http://schemas.openxmlformats.org/markup-compatibility/2006" xmlns:aink="http://schemas.microsoft.com/office/drawing/2016/ink" xmlns:am3d="http://schemas.microsoft.com/office/drawing/2017/model3d" xmlns:o="urn:schemas-microsoft-com:office:office" xmlns:oel="http://schemas.microsoft.com/office/2019/extlst" xmlns:r="http://schemas.openxmlformats.org/officeDocument/2006/relationships" xmlns:m="http://schemas.openxmlformats.org/officeDocument/2006/math" xmlns:v="urn:schemas-microsoft-com:vml" xmlns:wp14="http://schemas.microsoft.com/office/word/2010/wordprocessingDrawing" xmlns:wp="http://schemas.openxmlformats.org/drawingml/2006/wordprocessingDrawing" xmlns:w10="urn:schemas-microsoft-com:office:word" xmlns:w="http://schemas.openxmlformats.org/wordprocessingml/2006/main" xmlns:w14="http://schemas.microsoft.com/office/word/2010/wordml" xmlns:w15="http://schemas.microsoft.com/office/word/2012/wordml" xmlns:w16cex="http://schemas.microsoft.com/office/word/2018/wordml/cex" xmlns:w16cid="http://schemas.microsoft.com/office/word/2016/wordml/cid" xmlns:w16="http://schemas.microsoft.com/office/word/2018/wordml" xmlns:w16sdtdh="http://schemas.microsoft.com/office/word/2020/wordml/sdtdatahash" xmlns:w16se="http://schemas.microsoft.com/office/word/2015/wordml/symex" xmlns:wpg="http://schemas.microsoft.com/office/word/2010/wordprocessingGroup" xmlns:wpi="http://schemas.microsoft.com/office/word/2010/wordprocessingInk" xmlns:wne="http://schemas.microsoft.com/office/word/2006/wordml" xmlns:wps="http://schemas.microsoft.com/office/word/2010/wordprocessingShape" mc:Ignorable="w14 w15 w16se w16cid w16 w16cex w16sdtdh wp14">
+<w:footnotes xmlns:wpc="http://schemas.microsoft.com/office/word/2010/wordprocessingCanvas" xmlns:cx="http://schemas.microsoft.com/office/drawing/2014/chartex" xmlns:cx1="http://schemas.microsoft.com/office/drawing/2015/9/8/chartex" xmlns:cx2="http://schemas.microsoft.com/office/drawing/2015/10/21/chartex" xmlns:cx3="http://schemas.microsoft.com/office/drawing/2016/5/9/chartex" xmlns:cx4="http://schemas.microsoft.com/office/drawing/2016/5/10/chartex" xmlns:cx5="http://schemas.microsoft.com/office/drawing/2016/5/11/chartex" xmlns:cx6="http://schemas.microsoft.com/office/drawing/2016/5/12/chartex" xmlns:cx7="http://schemas.microsoft.com/office/drawing/2016/5/13/chartex" xmlns:cx8="http://schemas.microsoft.com/office/drawing/2016/5/14/chartex" xmlns:mc="http://schemas.openxmlformats.org/markup-compatibility/2006" xmlns:aink="http://schemas.microsoft.com/office/drawing/2016/ink" xmlns:am3d="http://schemas.microsoft.com/office/drawing/2017/model3d" xmlns:o="urn:schemas-microsoft-com:office:office" xmlns:oel="http://schemas.microsoft.com/office/2019/extlst" xmlns:r="http://schemas.openxmlformats.org/officeDocument/2006/relationships" xmlns:m="http://schemas.openxmlformats.org/officeDocument/2006/math" xmlns:v="urn:schemas-microsoft-com:vml" xmlns:wp14="http://schemas.microsoft.com/office/word/2010/wordprocessingDrawing" xmlns:wp="http://schemas.openxmlformats.org/drawingml/2006/wordprocessingDrawing" xmlns:w10="urn:schemas-microsoft-com:office:word" xmlns:w="http://schemas.openxmlformats.org/wordprocessingml/2006/main" xmlns:w14="http://schemas.microsoft.com/office/word/2010/wordml" xmlns:w15="http://schemas.microsoft.com/office/word/2012/wordml" xmlns:w16cex="http://schemas.microsoft.com/office/word/2018/wordml/cex" xmlns:w16cid="http://schemas.microsoft.com/office/word/2016/wordml/cid" xmlns:w16="http://schemas.microsoft.com/office/word/2018/wordml" xmlns:w16du="http://schemas.microsoft.com/office/word/2023/wordml/word16du" xmlns:w16sdtdh="http://schemas.microsoft.com/office/word/2020/wordml/sdtdatahash" xmlns:w16sdtfl="http://schemas.microsoft.com/office/word/2024/wordml/sdtformatlock" xmlns:w16se="http://schemas.microsoft.com/office/word/2015/wordml/symex" xmlns:wpg="http://schemas.microsoft.com/office/word/2010/wordprocessingGroup" xmlns:wpi="http://schemas.microsoft.com/office/word/2010/wordprocessingInk" xmlns:wne="http://schemas.microsoft.com/office/word/2006/wordml" xmlns:wps="http://schemas.microsoft.com/office/word/2010/wordprocessingShape" mc:Ignorable="w14 w15 w16se w16cid w16 w16cex w16sdtdh w16sdtfl w16du wp14">
   <w:footnote w:type="separator" w:id="-1">
     <w:p>
       <w:pPr>
@@ -199,7 +208,7 @@
 </file>
 
 <file path=word/header1.xml><?xml version="1.0" encoding="utf-8"?>
-<w:hdr xmlns:wpc="http://schemas.microsoft.com/office/word/2010/wordprocessingCanvas" xmlns:cx="http://schemas.microsoft.com/office/drawing/2014/chartex" xmlns:cx1="http://schemas.microsoft.com/office/drawing/2015/9/8/chartex" xmlns:cx2="http://schemas.microsoft.com/office/drawing/2015/10/21/chartex" xmlns:cx3="http://schemas.microsoft.com/office/drawing/2016/5/9/chartex" xmlns:cx4="http://schemas.microsoft.com/office/drawing/2016/5/10/chartex" xmlns:cx5="http://schemas.microsoft.com/office/drawing/2016/5/11/chartex" xmlns:cx6="http://schemas.microsoft.com/office/drawing/2016/5/12/chartex" xmlns:cx7="http://schemas.microsoft.com/office/drawing/2016/5/13/chartex" xmlns:cx8="http://schemas.microsoft.com/office/drawing/2016/5/14/chartex" xmlns:mc="http://schemas.openxmlformats.org/markup-compatibility/2006" xmlns:aink="http://schemas.microsoft.com/office/drawing/2016/ink" xmlns:am3d="http://schemas.microsoft.com/office/drawing/2017/model3d" xmlns:o="urn:schemas-microsoft-com:office:office" xmlns:oel="http://schemas.microsoft.com/office/2019/extlst" xmlns:r="http://schemas.openxmlformats.org/officeDocument/2006/relationships" xmlns:m="http://schemas.openxmlformats.org/officeDocument/2006/math" xmlns:v="urn:schemas-microsoft-com:vml" xmlns:wp14="http://schemas.microsoft.com/office/word/2010/wordprocessingDrawing" xmlns:wp="http://schemas.openxmlformats.org/drawingml/2006/wordprocessingDrawing" xmlns:w10="urn:schemas-microsoft-com:office:word" xmlns:w="http://schemas.openxmlformats.org/wordprocessingml/2006/main" xmlns:w14="http://schemas.microsoft.com/office/word/2010/wordml" xmlns:w15="http://schemas.microsoft.com/office/word/2012/wordml" xmlns:w16cex="http://schemas.microsoft.com/office/word/2018/wordml/cex" xmlns:w16cid="http://schemas.microsoft.com/office/word/2016/wordml/cid" xmlns:w16="http://schemas.microsoft.com/office/word/2018/wordml" xmlns:w16sdtdh="http://schemas.microsoft.com/office/word/2020/wordml/sdtdatahash" xmlns:w16se="http://schemas.microsoft.com/office/word/2015/wordml/symex" xmlns:wpg="http://schemas.microsoft.com/office/word/2010/wordprocessingGroup" xmlns:wpi="http://schemas.microsoft.com/office/word/2010/wordprocessingInk" xmlns:wne="http://schemas.microsoft.com/office/word/2006/wordml" xmlns:wps="http://schemas.microsoft.com/office/word/2010/wordprocessingShape" mc:Ignorable="w14 w15 w16se w16cid w16 w16cex w16sdtdh wp14">
+<w:hdr xmlns:wpc="http://schemas.microsoft.com/office/word/2010/wordprocessingCanvas" xmlns:cx="http://schemas.microsoft.com/office/drawing/2014/chartex" xmlns:cx1="http://schemas.microsoft.com/office/drawing/2015/9/8/chartex" xmlns:cx2="http://schemas.microsoft.com/office/drawing/2015/10/21/chartex" xmlns:cx3="http://schemas.microsoft.com/office/drawing/2016/5/9/chartex" xmlns:cx4="http://schemas.microsoft.com/office/drawing/2016/5/10/chartex" xmlns:cx5="http://schemas.microsoft.com/office/drawing/2016/5/11/chartex" xmlns:cx6="http://schemas.microsoft.com/office/drawing/2016/5/12/chartex" xmlns:cx7="http://schemas.microsoft.com/office/drawing/2016/5/13/chartex" xmlns:cx8="http://schemas.microsoft.com/office/drawing/2016/5/14/chartex" xmlns:mc="http://schemas.openxmlformats.org/markup-compatibility/2006" xmlns:aink="http://schemas.microsoft.com/office/drawing/2016/ink" xmlns:am3d="http://schemas.microsoft.com/office/drawing/2017/model3d" xmlns:o="urn:schemas-microsoft-com:office:office" xmlns:oel="http://schemas.microsoft.com/office/2019/extlst" xmlns:r="http://schemas.openxmlformats.org/officeDocument/2006/relationships" xmlns:m="http://schemas.openxmlformats.org/officeDocument/2006/math" xmlns:v="urn:schemas-microsoft-com:vml" xmlns:wp14="http://schemas.microsoft.com/office/word/2010/wordprocessingDrawing" xmlns:wp="http://schemas.openxmlformats.org/drawingml/2006/wordprocessingDrawing" xmlns:w10="urn:schemas-microsoft-com:office:word" xmlns:w="http://schemas.openxmlformats.org/wordprocessingml/2006/main" xmlns:w14="http://schemas.microsoft.com/office/word/2010/wordml" xmlns:w15="http://schemas.microsoft.com/office/word/2012/wordml" xmlns:w16cex="http://schemas.microsoft.com/office/word/2018/wordml/cex" xmlns:w16cid="http://schemas.microsoft.com/office/word/2016/wordml/cid" xmlns:w16="http://schemas.microsoft.com/office/word/2018/wordml" xmlns:w16du="http://schemas.microsoft.com/office/word/2023/wordml/word16du" xmlns:w16sdtdh="http://schemas.microsoft.com/office/word/2020/wordml/sdtdatahash" xmlns:w16sdtfl="http://schemas.microsoft.com/office/word/2024/wordml/sdtformatlock" xmlns:w16se="http://schemas.microsoft.com/office/word/2015/wordml/symex" xmlns:wpg="http://schemas.microsoft.com/office/word/2010/wordprocessingGroup" xmlns:wpi="http://schemas.microsoft.com/office/word/2010/wordprocessingInk" xmlns:wne="http://schemas.microsoft.com/office/word/2006/wordml" xmlns:wps="http://schemas.microsoft.com/office/word/2010/wordprocessingShape" mc:Ignorable="w14 w15 w16se w16cid w16 w16cex w16sdtdh w16sdtfl w16du wp14">
   <w:p>
     <w:pPr>
       <w:pStyle w:val="Header"/>
@@ -209,7 +218,7 @@
 </file>
 
 <file path=word/header2.xml><?xml version="1.0" encoding="utf-8"?>
-<w:hdr xmlns:wpc="http://schemas.microsoft.com/office/word/2010/wordprocessingCanvas" xmlns:cx="http://schemas.microsoft.com/office/drawing/2014/chartex" xmlns:cx1="http://schemas.microsoft.com/office/drawing/2015/9/8/chartex" xmlns:cx2="http://schemas.microsoft.com/office/drawing/2015/10/21/chartex" xmlns:cx3="http://schemas.microsoft.com/office/drawing/2016/5/9/chartex" xmlns:cx4="http://schemas.microsoft.com/office/drawing/2016/5/10/chartex" xmlns:cx5="http://schemas.microsoft.com/office/drawing/2016/5/11/chartex" xmlns:cx6="http://schemas.microsoft.com/office/drawing/2016/5/12/chartex" xmlns:cx7="http://schemas.microsoft.com/office/drawing/2016/5/13/chartex" xmlns:cx8="http://schemas.microsoft.com/office/drawing/2016/5/14/chartex" xmlns:mc="http://schemas.openxmlformats.org/markup-compatibility/2006" xmlns:aink="http://schemas.microsoft.com/office/drawing/2016/ink" xmlns:am3d="http://schemas.microsoft.com/office/drawing/2017/model3d" xmlns:o="urn:schemas-microsoft-com:office:office" xmlns:oel="http://schemas.microsoft.com/office/2019/extlst" xmlns:r="http://schemas.openxmlformats.org/officeDocument/2006/relationships" xmlns:m="http://schemas.openxmlformats.org/officeDocument/2006/math" xmlns:v="urn:schemas-microsoft-com:vml" xmlns:wp14="http://schemas.microsoft.com/office/word/2010/wordprocessingDrawing" xmlns:wp="http://schemas.openxmlformats.org/drawingml/2006/wordprocessingDrawing" xmlns:w10="urn:schemas-microsoft-com:office:word" xmlns:w="http://schemas.openxmlformats.org/wordprocessingml/2006/main" xmlns:w14="http://schemas.microsoft.com/office/word/2010/wordml" xmlns:w15="http://schemas.microsoft.com/office/word/2012/wordml" xmlns:w16cex="http://schemas.microsoft.com/office/word/2018/wordml/cex" xmlns:w16cid="http://schemas.microsoft.com/office/word/2016/wordml/cid" xmlns:w16="http://schemas.microsoft.com/office/word/2018/wordml" xmlns:w16sdtdh="http://schemas.microsoft.com/office/word/2020/wordml/sdtdatahash" xmlns:w16se="http://schemas.microsoft.com/office/word/2015/wordml/symex" xmlns:wpg="http://schemas.microsoft.com/office/word/2010/wordprocessingGroup" xmlns:wpi="http://schemas.microsoft.com/office/word/2010/wordprocessingInk" xmlns:wne="http://schemas.microsoft.com/office/word/2006/wordml" xmlns:wps="http://schemas.microsoft.com/office/word/2010/wordprocessingShape" mc:Ignorable="w14 w15 w16se w16cid w16 w16cex w16sdtdh wp14">
+<w:hdr xmlns:wpc="http://schemas.microsoft.com/office/word/2010/wordprocessingCanvas" xmlns:cx="http://schemas.microsoft.com/office/drawing/2014/chartex" xmlns:cx1="http://schemas.microsoft.com/office/drawing/2015/9/8/chartex" xmlns:cx2="http://schemas.microsoft.com/office/drawing/2015/10/21/chartex" xmlns:cx3="http://schemas.microsoft.com/office/drawing/2016/5/9/chartex" xmlns:cx4="http://schemas.microsoft.com/office/drawing/2016/5/10/chartex" xmlns:cx5="http://schemas.microsoft.com/office/drawing/2016/5/11/chartex" xmlns:cx6="http://schemas.microsoft.com/office/drawing/2016/5/12/chartex" xmlns:cx7="http://schemas.microsoft.com/office/drawing/2016/5/13/chartex" xmlns:cx8="http://schemas.microsoft.com/office/drawing/2016/5/14/chartex" xmlns:mc="http://schemas.openxmlformats.org/markup-compatibility/2006" xmlns:aink="http://schemas.microsoft.com/office/drawing/2016/ink" xmlns:am3d="http://schemas.microsoft.com/office/drawing/2017/model3d" xmlns:o="urn:schemas-microsoft-com:office:office" xmlns:oel="http://schemas.microsoft.com/office/2019/extlst" xmlns:r="http://schemas.openxmlformats.org/officeDocument/2006/relationships" xmlns:m="http://schemas.openxmlformats.org/officeDocument/2006/math" xmlns:v="urn:schemas-microsoft-com:vml" xmlns:wp14="http://schemas.microsoft.com/office/word/2010/wordprocessingDrawing" xmlns:wp="http://schemas.openxmlformats.org/drawingml/2006/wordprocessingDrawing" xmlns:w10="urn:schemas-microsoft-com:office:word" xmlns:w="http://schemas.openxmlformats.org/wordprocessingml/2006/main" xmlns:w14="http://schemas.microsoft.com/office/word/2010/wordml" xmlns:w15="http://schemas.microsoft.com/office/word/2012/wordml" xmlns:w16cex="http://schemas.microsoft.com/office/word/2018/wordml/cex" xmlns:w16cid="http://schemas.microsoft.com/office/word/2016/wordml/cid" xmlns:w16="http://schemas.microsoft.com/office/word/2018/wordml" xmlns:w16du="http://schemas.microsoft.com/office/word/2023/wordml/word16du" xmlns:w16sdtdh="http://schemas.microsoft.com/office/word/2020/wordml/sdtdatahash" xmlns:w16sdtfl="http://schemas.microsoft.com/office/word/2024/wordml/sdtformatlock" xmlns:w16se="http://schemas.microsoft.com/office/word/2015/wordml/symex" xmlns:wpg="http://schemas.microsoft.com/office/word/2010/wordprocessingGroup" xmlns:wpi="http://schemas.microsoft.com/office/word/2010/wordprocessingInk" xmlns:wne="http://schemas.microsoft.com/office/word/2006/wordml" xmlns:wps="http://schemas.microsoft.com/office/word/2010/wordprocessingShape" mc:Ignorable="w14 w15 w16se w16cid w16 w16cex w16sdtdh w16sdtfl w16du wp14">
   <w:p>
     <w:pPr>
       <w:pStyle w:val="Header"/>
@@ -220,7 +229,7 @@
 </file>
 
 <file path=word/header3.xml><?xml version="1.0" encoding="utf-8"?>
-<w:hdr xmlns:wpc="http://schemas.microsoft.com/office/word/2010/wordprocessingCanvas" xmlns:cx="http://schemas.microsoft.com/office/drawing/2014/chartex" xmlns:cx1="http://schemas.microsoft.com/office/drawing/2015/9/8/chartex" xmlns:cx2="http://schemas.microsoft.com/office/drawing/2015/10/21/chartex" xmlns:cx3="http://schemas.microsoft.com/office/drawing/2016/5/9/chartex" xmlns:cx4="http://schemas.microsoft.com/office/drawing/2016/5/10/chartex" xmlns:cx5="http://schemas.microsoft.com/office/drawing/2016/5/11/chartex" xmlns:cx6="http://schemas.microsoft.com/office/drawing/2016/5/12/chartex" xmlns:cx7="http://schemas.microsoft.com/office/drawing/2016/5/13/chartex" xmlns:cx8="http://schemas.microsoft.com/office/drawing/2016/5/14/chartex" xmlns:mc="http://schemas.openxmlformats.org/markup-compatibility/2006" xmlns:aink="http://schemas.microsoft.com/office/drawing/2016/ink" xmlns:am3d="http://schemas.microsoft.com/office/drawing/2017/model3d" xmlns:o="urn:schemas-microsoft-com:office:office" xmlns:oel="http://schemas.microsoft.com/office/2019/extlst" xmlns:r="http://schemas.openxmlformats.org/officeDocument/2006/relationships" xmlns:m="http://schemas.openxmlformats.org/officeDocument/2006/math" xmlns:v="urn:schemas-microsoft-com:vml" xmlns:wp14="http://schemas.microsoft.com/office/word/2010/wordprocessingDrawing" xmlns:wp="http://schemas.openxmlformats.org/drawingml/2006/wordprocessingDrawing" xmlns:w10="urn:schemas-microsoft-com:office:word" xmlns:w="http://schemas.openxmlformats.org/wordprocessingml/2006/main" xmlns:w14="http://schemas.microsoft.com/office/word/2010/wordml" xmlns:w15="http://schemas.microsoft.com/office/word/2012/wordml" xmlns:w16cex="http://schemas.microsoft.com/office/word/2018/wordml/cex" xmlns:w16cid="http://schemas.microsoft.com/office/word/2016/wordml/cid" xmlns:w16="http://schemas.microsoft.com/office/word/2018/wordml" xmlns:w16sdtdh="http://schemas.microsoft.com/office/word/2020/wordml/sdtdatahash" xmlns:w16se="http://schemas.microsoft.com/office/word/2015/wordml/symex" xmlns:wpg="http://schemas.microsoft.com/office/word/2010/wordprocessingGroup" xmlns:wpi="http://schemas.microsoft.com/office/word/2010/wordprocessingInk" xmlns:wne="http://schemas.microsoft.com/office/word/2006/wordml" xmlns:wps="http://schemas.microsoft.com/office/word/2010/wordprocessingShape" mc:Ignorable="w14 w15 w16se w16cid w16 w16cex w16sdtdh wp14">
+<w:hdr xmlns:wpc="http://schemas.microsoft.com/office/word/2010/wordprocessingCanvas" xmlns:cx="http://schemas.microsoft.com/office/drawing/2014/chartex" xmlns:cx1="http://schemas.microsoft.com/office/drawing/2015/9/8/chartex" xmlns:cx2="http://schemas.microsoft.com/office/drawing/2015/10/21/chartex" xmlns:cx3="http://schemas.microsoft.com/office/drawing/2016/5/9/chartex" xmlns:cx4="http://schemas.microsoft.com/office/drawing/2016/5/10/chartex" xmlns:cx5="http://schemas.microsoft.com/office/drawing/2016/5/11/chartex" xmlns:cx6="http://schemas.microsoft.com/office/drawing/2016/5/12/chartex" xmlns:cx7="http://schemas.microsoft.com/office/drawing/2016/5/13/chartex" xmlns:cx8="http://schemas.microsoft.com/office/drawing/2016/5/14/chartex" xmlns:mc="http://schemas.openxmlformats.org/markup-compatibility/2006" xmlns:aink="http://schemas.microsoft.com/office/drawing/2016/ink" xmlns:am3d="http://schemas.microsoft.com/office/drawing/2017/model3d" xmlns:o="urn:schemas-microsoft-com:office:office" xmlns:oel="http://schemas.microsoft.com/office/2019/extlst" xmlns:r="http://schemas.openxmlformats.org/officeDocument/2006/relationships" xmlns:m="http://schemas.openxmlformats.org/officeDocument/2006/math" xmlns:v="urn:schemas-microsoft-com:vml" xmlns:wp14="http://schemas.microsoft.com/office/word/2010/wordprocessingDrawing" xmlns:wp="http://schemas.openxmlformats.org/drawingml/2006/wordprocessingDrawing" xmlns:w10="urn:schemas-microsoft-com:office:word" xmlns:w="http://schemas.openxmlformats.org/wordprocessingml/2006/main" xmlns:w14="http://schemas.microsoft.com/office/word/2010/wordml" xmlns:w15="http://schemas.microsoft.com/office/word/2012/wordml" xmlns:w16cex="http://schemas.microsoft.com/office/word/2018/wordml/cex" xmlns:w16cid="http://schemas.microsoft.com/office/word/2016/wordml/cid" xmlns:w16="http://schemas.microsoft.com/office/word/2018/wordml" xmlns:w16du="http://schemas.microsoft.com/office/word/2023/wordml/word16du" xmlns:w16sdtdh="http://schemas.microsoft.com/office/word/2020/wordml/sdtdatahash" xmlns:w16sdtfl="http://schemas.microsoft.com/office/word/2024/wordml/sdtformatlock" xmlns:w16se="http://schemas.microsoft.com/office/word/2015/wordml/symex" xmlns:wpg="http://schemas.microsoft.com/office/word/2010/wordprocessingGroup" xmlns:wpi="http://schemas.microsoft.com/office/word/2010/wordprocessingInk" xmlns:wne="http://schemas.microsoft.com/office/word/2006/wordml" xmlns:wps="http://schemas.microsoft.com/office/word/2010/wordprocessingShape" mc:Ignorable="w14 w15 w16se w16cid w16 w16cex w16sdtdh w16sdtfl w16du wp14">
   <w:p>
     <w:pPr>
       <w:pStyle w:val="Header"/>
@@ -229,7 +238,7 @@
     <w:r>
       <w:tab/>
       <w:tab/>
-      <w:t>2026-06-17</w:t>
+      <w:t>2026-06-18</w:t>
       <w:br/>
       <w:br/>
     </w:r>
@@ -242,7 +251,7 @@
 </file>
 
 <file path=word/numbering.xml><?xml version="1.0" encoding="utf-8"?>
-<w:numbering xmlns:wpc="http://schemas.microsoft.com/office/word/2010/wordprocessingCanvas" xmlns:cx="http://schemas.microsoft.com/office/drawing/2014/chartex" xmlns:cx1="http://schemas.microsoft.com/office/drawing/2015/9/8/chartex" xmlns:cx2="http://schemas.microsoft.com/office/drawing/2015/10/21/chartex" xmlns:cx3="http://schemas.microsoft.com/office/drawing/2016/5/9/chartex" xmlns:cx4="http://schemas.microsoft.com/office/drawing/2016/5/10/chartex" xmlns:cx5="http://schemas.microsoft.com/office/drawing/2016/5/11/chartex" xmlns:cx6="http://schemas.microsoft.com/office/drawing/2016/5/12/chartex" xmlns:cx7="http://schemas.microsoft.com/office/drawing/2016/5/13/chartex" xmlns:cx8="http://schemas.microsoft.com/office/drawing/2016/5/14/chartex" xmlns:mc="http://schemas.openxmlformats.org/markup-compatibility/2006" xmlns:aink="http://schemas.microsoft.com/office/drawing/2016/ink" xmlns:am3d="http://schemas.microsoft.com/office/drawing/2017/model3d" xmlns:o="urn:schemas-microsoft-com:office:office" xmlns:oel="http://schemas.microsoft.com/office/2019/extlst" xmlns:r="http://schemas.openxmlformats.org/officeDocument/2006/relationships" xmlns:m="http://schemas.openxmlformats.org/officeDocument/2006/math" xmlns:v="urn:schemas-microsoft-com:vml" xmlns:wp14="http://schemas.microsoft.com/office/word/2010/wordprocessingDrawing" xmlns:wp="http://schemas.openxmlformats.org/drawingml/2006/wordprocessingDrawing" xmlns:w10="urn:schemas-microsoft-com:office:word" xmlns:w="http://schemas.openxmlformats.org/wordprocessingml/2006/main" xmlns:w14="http://schemas.microsoft.com/office/word/2010/wordml" xmlns:w15="http://schemas.microsoft.com/office/word/2012/wordml" xmlns:w16cex="http://schemas.microsoft.com/office/word/2018/wordml/cex" xmlns:w16cid="http://schemas.microsoft.com/office/word/2016/wordml/cid" xmlns:w16="http://schemas.microsoft.com/office/word/2018/wordml" xmlns:w16sdtdh="http://schemas.microsoft.com/office/word/2020/wordml/sdtdatahash" xmlns:w16se="http://schemas.microsoft.com/office/word/2015/wordml/symex" xmlns:wpg="http://schemas.microsoft.com/office/word/2010/wordprocessingGroup" xmlns:wpi="http://schemas.microsoft.com/office/word/2010/wordprocessingInk" xmlns:wne="http://schemas.microsoft.com/office/word/2006/wordml" xmlns:wps="http://schemas.microsoft.com/office/word/2010/wordprocessingShape" mc:Ignorable="w14 w15 w16se w16cid w16 w16cex w16sdtdh wp14">
+<w:numbering xmlns:wpc="http://schemas.microsoft.com/office/word/2010/wordprocessingCanvas" xmlns:cx="http://schemas.microsoft.com/office/drawing/2014/chartex" xmlns:cx1="http://schemas.microsoft.com/office/drawing/2015/9/8/chartex" xmlns:cx2="http://schemas.microsoft.com/office/drawing/2015/10/21/chartex" xmlns:cx3="http://schemas.microsoft.com/office/drawing/2016/5/9/chartex" xmlns:cx4="http://schemas.microsoft.com/office/drawing/2016/5/10/chartex" xmlns:cx5="http://schemas.microsoft.com/office/drawing/2016/5/11/chartex" xmlns:cx6="http://schemas.microsoft.com/office/drawing/2016/5/12/chartex" xmlns:cx7="http://schemas.microsoft.com/office/drawing/2016/5/13/chartex" xmlns:cx8="http://schemas.microsoft.com/office/drawing/2016/5/14/chartex" xmlns:mc="http://schemas.openxmlformats.org/markup-compatibility/2006" xmlns:aink="http://schemas.microsoft.com/office/drawing/2016/ink" xmlns:am3d="http://schemas.microsoft.com/office/drawing/2017/model3d" xmlns:o="urn:schemas-microsoft-com:office:office" xmlns:oel="http://schemas.microsoft.com/office/2019/extlst" xmlns:r="http://schemas.openxmlformats.org/officeDocument/2006/relationships" xmlns:m="http://schemas.openxmlformats.org/officeDocument/2006/math" xmlns:v="urn:schemas-microsoft-com:vml" xmlns:wp14="http://schemas.microsoft.com/office/word/2010/wordprocessingDrawing" xmlns:wp="http://schemas.openxmlformats.org/drawingml/2006/wordprocessingDrawing" xmlns:w10="urn:schemas-microsoft-com:office:word" xmlns:w="http://schemas.openxmlformats.org/wordprocessingml/2006/main" xmlns:w14="http://schemas.microsoft.com/office/word/2010/wordml" xmlns:w15="http://schemas.microsoft.com/office/word/2012/wordml" xmlns:w16cex="http://schemas.microsoft.com/office/word/2018/wordml/cex" xmlns:w16cid="http://schemas.microsoft.com/office/word/2016/wordml/cid" xmlns:w16="http://schemas.microsoft.com/office/word/2018/wordml" xmlns:w16du="http://schemas.microsoft.com/office/word/2023/wordml/word16du" xmlns:w16sdtdh="http://schemas.microsoft.com/office/word/2020/wordml/sdtdatahash" xmlns:w16sdtfl="http://schemas.microsoft.com/office/word/2024/wordml/sdtformatlock" xmlns:w16se="http://schemas.microsoft.com/office/word/2015/wordml/symex" xmlns:wpg="http://schemas.microsoft.com/office/word/2010/wordprocessingGroup" xmlns:wpi="http://schemas.microsoft.com/office/word/2010/wordprocessingInk" xmlns:wne="http://schemas.microsoft.com/office/word/2006/wordml" xmlns:wps="http://schemas.microsoft.com/office/word/2010/wordprocessingShape" mc:Ignorable="w14 w15 w16se w16cid w16 w16cex w16sdtdh w16sdtfl w16du wp14">
   <w:abstractNum w:abstractNumId="0" w15:restartNumberingAfterBreak="0">
     <w:nsid w:val="FFFFFF7C"/>
     <w:multiLevelType w:val="singleLevel"/>
@@ -445,7 +454,7 @@
 </file>
 
 <file path=word/styles.xml><?xml version="1.0" encoding="utf-8"?>
-<w:styles xmlns:mc="http://schemas.openxmlformats.org/markup-compatibility/2006" xmlns:r="http://schemas.openxmlformats.org/officeDocument/2006/relationships" xmlns:w="http://schemas.openxmlformats.org/wordprocessingml/2006/main" xmlns:w14="http://schemas.microsoft.com/office/word/2010/wordml" xmlns:w15="http://schemas.microsoft.com/office/word/2012/wordml" xmlns:w16cex="http://schemas.microsoft.com/office/word/2018/wordml/cex" xmlns:w16cid="http://schemas.microsoft.com/office/word/2016/wordml/cid" xmlns:w16="http://schemas.microsoft.com/office/word/2018/wordml" xmlns:w16sdtdh="http://schemas.microsoft.com/office/word/2020/wordml/sdtdatahash" xmlns:w16se="http://schemas.microsoft.com/office/word/2015/wordml/symex" mc:Ignorable="w14 w15 w16se w16cid w16 w16cex w16sdtdh">
+<w:styles xmlns:mc="http://schemas.openxmlformats.org/markup-compatibility/2006" xmlns:r="http://schemas.openxmlformats.org/officeDocument/2006/relationships" xmlns:w="http://schemas.openxmlformats.org/wordprocessingml/2006/main" xmlns:w14="http://schemas.microsoft.com/office/word/2010/wordml" xmlns:w15="http://schemas.microsoft.com/office/word/2012/wordml" xmlns:w16cex="http://schemas.microsoft.com/office/word/2018/wordml/cex" xmlns:w16cid="http://schemas.microsoft.com/office/word/2016/wordml/cid" xmlns:w16="http://schemas.microsoft.com/office/word/2018/wordml" xmlns:w16du="http://schemas.microsoft.com/office/word/2023/wordml/word16du" xmlns:w16sdtdh="http://schemas.microsoft.com/office/word/2020/wordml/sdtdatahash" xmlns:w16sdtfl="http://schemas.microsoft.com/office/word/2024/wordml/sdtformatlock" xmlns:w16se="http://schemas.microsoft.com/office/word/2015/wordml/symex" mc:Ignorable="w14 w15 w16se w16cid w16 w16cex w16sdtdh w16sdtfl w16du">
   <w:docDefaults>
     <w:rPrDefault>
       <w:rPr>
@@ -1203,7 +1212,7 @@
     <w:link w:val="TitleChar"/>
     <w:uiPriority w:val="10"/>
     <w:qFormat/>
-    <w:rsid w:val="007106C8"/>
+    <w:rsid w:val="00E854FA"/>
     <w:pPr>
       <w:spacing w:after="300" w:line="240" w:lineRule="auto"/>
       <w:contextualSpacing/>
@@ -1213,7 +1222,7 @@
       <w:rFonts w:eastAsiaTheme="majorEastAsia" w:cstheme="majorBidi"/>
       <w:spacing w:val="5"/>
       <w:kern w:val="28"/>
-      <w:sz w:val="52"/>
+      <w:sz w:val="40"/>
       <w:szCs w:val="52"/>
       <w:lang w:val="sv-SE" w:eastAsia="en-US" w:bidi="ar-SA"/>
     </w:rPr>
@@ -1223,12 +1232,12 @@
     <w:basedOn w:val="DefaultParagraphFont"/>
     <w:link w:val="Title"/>
     <w:uiPriority w:val="10"/>
-    <w:rsid w:val="007106C8"/>
+    <w:rsid w:val="00E854FA"/>
     <w:rPr>
       <w:rFonts w:ascii="Times New Roman" w:eastAsiaTheme="majorEastAsia" w:hAnsi="Times New Roman" w:cstheme="majorBidi"/>
       <w:spacing w:val="5"/>
       <w:kern w:val="28"/>
-      <w:sz w:val="52"/>
+      <w:sz w:val="40"/>
       <w:szCs w:val="52"/>
       <w:lang w:val="sv-SE" w:eastAsia="en-US" w:bidi="ar-SA"/>
     </w:rPr>

--- a/tillsyn/A 51807-2025 tillsynsbegäran.docx
+++ b/tillsyn/A 51807-2025 tillsynsbegäran.docx
@@ -238,7 +238,7 @@
     <w:r>
       <w:tab/>
       <w:tab/>
-      <w:t>2026-06-18</w:t>
+      <w:t>2026-06-19</w:t>
       <w:br/>
       <w:br/>
     </w:r>

--- a/tillsyn/A 51807-2025 tillsynsbegäran.docx
+++ b/tillsyn/A 51807-2025 tillsynsbegäran.docx
@@ -238,7 +238,7 @@
     <w:r>
       <w:tab/>
       <w:tab/>
-      <w:t>2026-06-19</w:t>
+      <w:t>2026-06-20</w:t>
       <w:br/>
       <w:br/>
     </w:r>

--- a/tillsyn/A 51807-2025 tillsynsbegäran.docx
+++ b/tillsyn/A 51807-2025 tillsynsbegäran.docx
@@ -12,10 +12,7 @@
     </w:p>
     <w:p>
       <w:r>
-        <w:t>Detta dokument behandlar höga naturvärden i avverkningsanmälan A 51807-2025 i Stenungsunds kommun som inkom 2025-10-21 och omfattar 1,2 ha.</w:t>
-      </w:r>
-      <w:r>
-        <w:t xml:space="preserve"> I Figur 1 visas fyndplatser för naturvårdsarter i området, som finns registrerade på Artportalen.</w:t>
+        <w:t>Denna tillsynsbegäran behandlar höga naturvärden i avverkningsanmälan A 51807-2025 i Stenungsunds kommun som inkom 2025-10-21 och omfattar 1,2 ha.</w:t>
       </w:r>
     </w:p>
     <w:p>
@@ -63,7 +60,20 @@
         <w:spacing w:after="240"/>
       </w:pPr>
       <w:r>
-        <w:t>Figur 1. Fyndplatser för naturvårdsarter i avverkningsanmälan (röd linje). Inom parentes anges rödlistekategorier, S för signalarter, Tför typiska arter och fridlysningsparagrafer i artskyddsförordningen.Markörer utan svart kant är placerade på fyndplatsen. Markörer med svart kant är placerade vid sidan av fyndplatsen och har ett svart streck som visar fyndplatsens exakta position. Kartans mittpunktskoordinat är N 6440621, E 315776 i SWEREF 99 TM.</w:t>
+        <w:t>Figur 1. Fyndplatser för naturvårdsarter i avverkningsanmälan. Markörer utan svart kant är placerade på fyndplatsen. Markörer med svart kant är placerade vid sidan av fyndplatsen har ett svart streck som visar fyndplatsens exakta position. Kartans mittpunktskoordinat är N 6440621, E 315776 i SWEREF 99 TM.</w:t>
+      </w:r>
+    </w:p>
+    <w:p>
+      <w:r>
+        <w:t>I avverkningsanmälan finns fynd av 1 naturvårdsarter, varav 1 är signalart (S): blomkålssvamp (S). Se Figur 1.</w:t>
+      </w:r>
+    </w:p>
+    <w:p>
+      <w:pPr>
+        <w:pStyle w:val="Heading1"/>
+      </w:pPr>
+      <w:r>
+        <w:t>Tillsynsbegäran</w:t>
       </w:r>
     </w:p>
     <w:p>
@@ -77,26 +87,16 @@
       </w:r>
     </w:p>
     <w:p>
-      <w:r>
-        <w:t>Nedan beskrivs fynd av naturvårdsarter som gjorts i det avverkningsanmälda området.</w:t>
-      </w:r>
-    </w:p>
-    <w:p>
       <w:pPr>
         <w:pStyle w:val="Heading1"/>
       </w:pPr>
       <w:r>
-        <w:t>Naturvårdsarter</w:t>
+        <w:t>Naturvårdsarter och fridlysta arter</w:t>
       </w:r>
     </w:p>
     <w:p>
       <w:r>
-        <w:t>I avverkningsanmälan har följande 1 naturvårdsarter hittats: blomkålssvamp (S). Arter som är signalarter enligt Skogsstyrelsen har markerats med (S).</w:t>
-      </w:r>
-    </w:p>
-    <w:p>
-      <w:r>
-        <w:t>De påträffade naturvårdsarterna är ett tydligt kvitto på att det rör sig om en skog med höga naturvärden.</w:t>
+        <w:t>Nedan följer beskrivningar av de naturvårdsarter och fridlysta arter som har sina livsmiljöer och växtplatser i den avverkningsanmälda skogen. De påträffade naturvårdsarterna är ett tydligt kvitto på att det rör sig om en skog med höga naturvärden.</w:t>
       </w:r>
     </w:p>
     <w:p>
@@ -238,7 +238,7 @@
     <w:r>
       <w:tab/>
       <w:tab/>
-      <w:t>2026-06-20</w:t>
+      <w:t>2026-06-21</w:t>
       <w:br/>
       <w:br/>
     </w:r>

--- a/tillsyn/A 51807-2025 tillsynsbegäran.docx
+++ b/tillsyn/A 51807-2025 tillsynsbegäran.docx
@@ -238,7 +238,7 @@
     <w:r>
       <w:tab/>
       <w:tab/>
-      <w:t>2026-06-21</w:t>
+      <w:t>2026-06-22</w:t>
       <w:br/>
       <w:br/>
     </w:r>

--- a/tillsyn/A 51807-2025 tillsynsbegäran.docx
+++ b/tillsyn/A 51807-2025 tillsynsbegäran.docx
@@ -238,7 +238,7 @@
     <w:r>
       <w:tab/>
       <w:tab/>
-      <w:t>2026-06-22</w:t>
+      <w:t>2026-06-23</w:t>
       <w:br/>
       <w:br/>
     </w:r>

--- a/tillsyn/A 51807-2025 tillsynsbegäran.docx
+++ b/tillsyn/A 51807-2025 tillsynsbegäran.docx
@@ -238,7 +238,7 @@
     <w:r>
       <w:tab/>
       <w:tab/>
-      <w:t>2026-06-23</w:t>
+      <w:t>2026-06-24</w:t>
       <w:br/>
       <w:br/>
     </w:r>

--- a/tillsyn/A 51807-2025 tillsynsbegäran.docx
+++ b/tillsyn/A 51807-2025 tillsynsbegäran.docx
@@ -238,7 +238,7 @@
     <w:r>
       <w:tab/>
       <w:tab/>
-      <w:t>2026-06-24</w:t>
+      <w:t>2026-06-25</w:t>
       <w:br/>
       <w:br/>
     </w:r>

--- a/tillsyn/A 51807-2025 tillsynsbegäran.docx
+++ b/tillsyn/A 51807-2025 tillsynsbegäran.docx
@@ -238,7 +238,7 @@
     <w:r>
       <w:tab/>
       <w:tab/>
-      <w:t>2026-06-25</w:t>
+      <w:t>2026-06-26</w:t>
       <w:br/>
       <w:br/>
     </w:r>

--- a/tillsyn/A 51807-2025 tillsynsbegäran.docx
+++ b/tillsyn/A 51807-2025 tillsynsbegäran.docx
@@ -238,7 +238,7 @@
     <w:r>
       <w:tab/>
       <w:tab/>
-      <w:t>2026-06-26</w:t>
+      <w:t>2026-06-27</w:t>
       <w:br/>
       <w:br/>
     </w:r>

--- a/tillsyn/A 51807-2025 tillsynsbegäran.docx
+++ b/tillsyn/A 51807-2025 tillsynsbegäran.docx
@@ -238,7 +238,7 @@
     <w:r>
       <w:tab/>
       <w:tab/>
-      <w:t>2026-06-27</w:t>
+      <w:t>2026-06-28</w:t>
       <w:br/>
       <w:br/>
     </w:r>

--- a/tillsyn/A 51807-2025 tillsynsbegäran.docx
+++ b/tillsyn/A 51807-2025 tillsynsbegäran.docx
@@ -238,7 +238,7 @@
     <w:r>
       <w:tab/>
       <w:tab/>
-      <w:t>2026-06-28</w:t>
+      <w:t>2026-06-29</w:t>
       <w:br/>
       <w:br/>
     </w:r>

--- a/tillsyn/A 51807-2025 tillsynsbegäran.docx
+++ b/tillsyn/A 51807-2025 tillsynsbegäran.docx
@@ -238,7 +238,7 @@
     <w:r>
       <w:tab/>
       <w:tab/>
-      <w:t>2026-06-29</w:t>
+      <w:t>2026-06-30</w:t>
       <w:br/>
       <w:br/>
     </w:r>

--- a/tillsyn/A 51807-2025 tillsynsbegäran.docx
+++ b/tillsyn/A 51807-2025 tillsynsbegäran.docx
@@ -238,7 +238,7 @@
     <w:r>
       <w:tab/>
       <w:tab/>
-      <w:t>2026-06-30</w:t>
+      <w:t>2026-07-01</w:t>
       <w:br/>
       <w:br/>
     </w:r>

--- a/tillsyn/A 51807-2025 tillsynsbegäran.docx
+++ b/tillsyn/A 51807-2025 tillsynsbegäran.docx
@@ -238,7 +238,7 @@
     <w:r>
       <w:tab/>
       <w:tab/>
-      <w:t>2026-07-01</w:t>
+      <w:t>2026-07-02</w:t>
       <w:br/>
       <w:br/>
     </w:r>
